--- a/complemetaria/lab3/L3_Aproximacion_de_funciones.docx
+++ b/complemetaria/lab3/L3_Aproximacion_de_funciones.docx
@@ -34,7 +34,7 @@
     </w:p>
     <w:p>
       <w:pPr>
-        <w:pStyle w:val="Ttulo"/>
+        <w:pStyle w:val="Title"/>
         <w:ind w:left="1102"/>
         <w:jc w:val="left"/>
         <w:rPr>
@@ -120,7 +120,7 @@
     </w:p>
     <w:p>
       <w:pPr>
-        <w:pStyle w:val="Textoindependiente"/>
+        <w:pStyle w:val="BodyText"/>
         <w:spacing w:before="4"/>
         <w:rPr>
           <w:rFonts w:ascii="Roboto" w:hAnsi="Roboto"/>
@@ -141,11 +141,10 @@
           <w:docPartUnique/>
         </w:docPartObj>
       </w:sdtPr>
-      <w:sdtEndPr/>
       <w:sdtContent>
         <w:p>
           <w:pPr>
-            <w:pStyle w:val="TDC1"/>
+            <w:pStyle w:val="TOC1"/>
             <w:tabs>
               <w:tab w:val="left" w:pos="1541"/>
               <w:tab w:val="right" w:leader="dot" w:pos="11006"/>
@@ -181,7 +180,7 @@
           <w:hyperlink w:anchor="_Toc211098091" w:history="1">
             <w:r>
               <w:rPr>
-                <w:rStyle w:val="Hipervnculo"/>
+                <w:rStyle w:val="Hyperlink"/>
                 <w:rFonts w:ascii="Roboto" w:hAnsi="Roboto"/>
                 <w:noProof/>
                 <w:spacing w:val="-1"/>
@@ -202,7 +201,7 @@
             </w:r>
             <w:r>
               <w:rPr>
-                <w:rStyle w:val="Hipervnculo"/>
+                <w:rStyle w:val="Hyperlink"/>
                 <w:rFonts w:ascii="Roboto" w:hAnsi="Roboto"/>
                 <w:noProof/>
               </w:rPr>
@@ -260,7 +259,7 @@
         </w:p>
         <w:p>
           <w:pPr>
-            <w:pStyle w:val="TDC1"/>
+            <w:pStyle w:val="TOC1"/>
             <w:tabs>
               <w:tab w:val="left" w:pos="1541"/>
               <w:tab w:val="right" w:leader="dot" w:pos="11006"/>
@@ -278,7 +277,7 @@
           <w:hyperlink w:anchor="_Toc211098092" w:history="1">
             <w:r>
               <w:rPr>
-                <w:rStyle w:val="Hipervnculo"/>
+                <w:rStyle w:val="Hyperlink"/>
                 <w:rFonts w:ascii="Roboto" w:hAnsi="Roboto"/>
                 <w:noProof/>
                 <w:spacing w:val="-1"/>
@@ -299,7 +298,7 @@
             </w:r>
             <w:r>
               <w:rPr>
-                <w:rStyle w:val="Hipervnculo"/>
+                <w:rStyle w:val="Hyperlink"/>
                 <w:rFonts w:ascii="Roboto" w:hAnsi="Roboto"/>
                 <w:noProof/>
               </w:rPr>
@@ -357,7 +356,7 @@
         </w:p>
         <w:p>
           <w:pPr>
-            <w:pStyle w:val="TDC1"/>
+            <w:pStyle w:val="TOC1"/>
             <w:tabs>
               <w:tab w:val="left" w:pos="1541"/>
               <w:tab w:val="right" w:leader="dot" w:pos="11006"/>
@@ -375,7 +374,7 @@
           <w:hyperlink w:anchor="_Toc211098093" w:history="1">
             <w:r>
               <w:rPr>
-                <w:rStyle w:val="Hipervnculo"/>
+                <w:rStyle w:val="Hyperlink"/>
                 <w:rFonts w:ascii="Roboto" w:hAnsi="Roboto"/>
                 <w:noProof/>
                 <w:spacing w:val="-1"/>
@@ -396,7 +395,7 @@
             </w:r>
             <w:r>
               <w:rPr>
-                <w:rStyle w:val="Hipervnculo"/>
+                <w:rStyle w:val="Hyperlink"/>
                 <w:rFonts w:ascii="Roboto" w:hAnsi="Roboto"/>
                 <w:noProof/>
               </w:rPr>
@@ -404,7 +403,7 @@
             </w:r>
             <w:r>
               <w:rPr>
-                <w:rStyle w:val="Hipervnculo"/>
+                <w:rStyle w:val="Hyperlink"/>
                 <w:rFonts w:ascii="Roboto" w:hAnsi="Roboto"/>
                 <w:noProof/>
                 <w:spacing w:val="-5"/>
@@ -413,7 +412,7 @@
             </w:r>
             <w:r>
               <w:rPr>
-                <w:rStyle w:val="Hipervnculo"/>
+                <w:rStyle w:val="Hyperlink"/>
                 <w:rFonts w:ascii="Roboto" w:hAnsi="Roboto"/>
                 <w:noProof/>
               </w:rPr>
@@ -421,7 +420,7 @@
             </w:r>
             <w:r>
               <w:rPr>
-                <w:rStyle w:val="Hipervnculo"/>
+                <w:rStyle w:val="Hyperlink"/>
                 <w:rFonts w:ascii="Roboto" w:hAnsi="Roboto"/>
                 <w:noProof/>
                 <w:spacing w:val="-6"/>
@@ -430,7 +429,7 @@
             </w:r>
             <w:r>
               <w:rPr>
-                <w:rStyle w:val="Hipervnculo"/>
+                <w:rStyle w:val="Hyperlink"/>
                 <w:rFonts w:ascii="Roboto" w:hAnsi="Roboto"/>
                 <w:noProof/>
               </w:rPr>
@@ -488,7 +487,7 @@
         </w:p>
         <w:p>
           <w:pPr>
-            <w:pStyle w:val="TDC1"/>
+            <w:pStyle w:val="TOC1"/>
             <w:tabs>
               <w:tab w:val="left" w:pos="1541"/>
               <w:tab w:val="right" w:leader="dot" w:pos="11006"/>
@@ -506,7 +505,7 @@
           <w:hyperlink w:anchor="_Toc211098094" w:history="1">
             <w:r>
               <w:rPr>
-                <w:rStyle w:val="Hipervnculo"/>
+                <w:rStyle w:val="Hyperlink"/>
                 <w:rFonts w:ascii="Roboto" w:hAnsi="Roboto"/>
                 <w:noProof/>
                 <w:spacing w:val="-1"/>
@@ -527,7 +526,7 @@
             </w:r>
             <w:r>
               <w:rPr>
-                <w:rStyle w:val="Hipervnculo"/>
+                <w:rStyle w:val="Hyperlink"/>
                 <w:rFonts w:ascii="Roboto" w:hAnsi="Roboto"/>
                 <w:noProof/>
               </w:rPr>
@@ -535,7 +534,7 @@
             </w:r>
             <w:r>
               <w:rPr>
-                <w:rStyle w:val="Hipervnculo"/>
+                <w:rStyle w:val="Hyperlink"/>
                 <w:rFonts w:ascii="Roboto" w:hAnsi="Roboto"/>
                 <w:noProof/>
                 <w:spacing w:val="-5"/>
@@ -544,7 +543,7 @@
             </w:r>
             <w:r>
               <w:rPr>
-                <w:rStyle w:val="Hipervnculo"/>
+                <w:rStyle w:val="Hyperlink"/>
                 <w:rFonts w:ascii="Roboto" w:hAnsi="Roboto"/>
                 <w:noProof/>
               </w:rPr>
@@ -552,7 +551,7 @@
             </w:r>
             <w:r>
               <w:rPr>
-                <w:rStyle w:val="Hipervnculo"/>
+                <w:rStyle w:val="Hyperlink"/>
                 <w:rFonts w:ascii="Roboto" w:hAnsi="Roboto"/>
                 <w:noProof/>
                 <w:spacing w:val="-3"/>
@@ -561,7 +560,7 @@
             </w:r>
             <w:r>
               <w:rPr>
-                <w:rStyle w:val="Hipervnculo"/>
+                <w:rStyle w:val="Hyperlink"/>
                 <w:rFonts w:ascii="Roboto" w:hAnsi="Roboto"/>
                 <w:noProof/>
               </w:rPr>
@@ -619,7 +618,7 @@
         </w:p>
         <w:p>
           <w:pPr>
-            <w:pStyle w:val="TDC2"/>
+            <w:pStyle w:val="TOC2"/>
             <w:tabs>
               <w:tab w:val="left" w:pos="1982"/>
               <w:tab w:val="right" w:leader="dot" w:pos="11006"/>
@@ -637,7 +636,7 @@
           <w:hyperlink w:anchor="_Toc211098095" w:history="1">
             <w:r>
               <w:rPr>
-                <w:rStyle w:val="Hipervnculo"/>
+                <w:rStyle w:val="Hyperlink"/>
                 <w:noProof/>
               </w:rPr>
               <w:t>4.1.</w:t>
@@ -656,7 +655,7 @@
             </w:r>
             <w:r>
               <w:rPr>
-                <w:rStyle w:val="Hipervnculo"/>
+                <w:rStyle w:val="Hyperlink"/>
                 <w:noProof/>
               </w:rPr>
               <w:t>Descargar aplicación</w:t>
@@ -713,7 +712,7 @@
         </w:p>
         <w:p>
           <w:pPr>
-            <w:pStyle w:val="TDC1"/>
+            <w:pStyle w:val="TOC1"/>
             <w:tabs>
               <w:tab w:val="right" w:leader="dot" w:pos="11006"/>
             </w:tabs>
@@ -730,7 +729,7 @@
           <w:hyperlink w:anchor="_Toc211098097" w:history="1">
             <w:r>
               <w:rPr>
-                <w:rStyle w:val="Hipervnculo"/>
+                <w:rStyle w:val="Hyperlink"/>
                 <w:noProof/>
               </w:rPr>
               <w:t>4.2.</w:t>
@@ -749,7 +748,7 @@
             </w:r>
             <w:r>
               <w:rPr>
-                <w:rStyle w:val="Hipervnculo"/>
+                <w:rStyle w:val="Hyperlink"/>
                 <w:noProof/>
               </w:rPr>
               <w:t>Ejecución de experimentación</w:t>
@@ -806,7 +805,7 @@
         </w:p>
         <w:p>
           <w:pPr>
-            <w:pStyle w:val="TDC2"/>
+            <w:pStyle w:val="TOC2"/>
             <w:tabs>
               <w:tab w:val="left" w:pos="1982"/>
               <w:tab w:val="right" w:leader="dot" w:pos="11006"/>
@@ -824,7 +823,7 @@
           <w:hyperlink w:anchor="_Toc211098099" w:history="1">
             <w:r>
               <w:rPr>
-                <w:rStyle w:val="Hipervnculo"/>
+                <w:rStyle w:val="Hyperlink"/>
                 <w:noProof/>
               </w:rPr>
               <w:t>4.3.</w:t>
@@ -843,7 +842,7 @@
             </w:r>
             <w:r>
               <w:rPr>
-                <w:rStyle w:val="Hipervnculo"/>
+                <w:rStyle w:val="Hyperlink"/>
                 <w:noProof/>
               </w:rPr>
               <w:t>Carga y preprocesamiento de datos</w:t>
@@ -900,7 +899,7 @@
         </w:p>
         <w:p>
           <w:pPr>
-            <w:pStyle w:val="TDC2"/>
+            <w:pStyle w:val="TOC2"/>
             <w:tabs>
               <w:tab w:val="left" w:pos="1982"/>
               <w:tab w:val="right" w:leader="dot" w:pos="11006"/>
@@ -918,7 +917,7 @@
           <w:hyperlink w:anchor="_Toc211098100" w:history="1">
             <w:r>
               <w:rPr>
-                <w:rStyle w:val="Hipervnculo"/>
+                <w:rStyle w:val="Hyperlink"/>
                 <w:noProof/>
               </w:rPr>
               <w:t>4.4.</w:t>
@@ -937,7 +936,7 @@
             </w:r>
             <w:r>
               <w:rPr>
-                <w:rStyle w:val="Hipervnculo"/>
+                <w:rStyle w:val="Hyperlink"/>
                 <w:noProof/>
               </w:rPr>
               <w:t>Definición del modelo</w:t>
@@ -994,7 +993,7 @@
         </w:p>
         <w:p>
           <w:pPr>
-            <w:pStyle w:val="TDC2"/>
+            <w:pStyle w:val="TOC2"/>
             <w:tabs>
               <w:tab w:val="left" w:pos="1982"/>
               <w:tab w:val="right" w:leader="dot" w:pos="11006"/>
@@ -1012,7 +1011,7 @@
           <w:hyperlink w:anchor="_Toc211098101" w:history="1">
             <w:r>
               <w:rPr>
-                <w:rStyle w:val="Hipervnculo"/>
+                <w:rStyle w:val="Hyperlink"/>
                 <w:noProof/>
               </w:rPr>
               <w:t>4.5.</w:t>
@@ -1031,7 +1030,7 @@
             </w:r>
             <w:r>
               <w:rPr>
-                <w:rStyle w:val="Hipervnculo"/>
+                <w:rStyle w:val="Hyperlink"/>
                 <w:noProof/>
               </w:rPr>
               <w:t>Entrenamiento y evaluación</w:t>
@@ -1088,7 +1087,7 @@
         </w:p>
         <w:p>
           <w:pPr>
-            <w:pStyle w:val="TDC2"/>
+            <w:pStyle w:val="TOC2"/>
             <w:tabs>
               <w:tab w:val="left" w:pos="1982"/>
               <w:tab w:val="right" w:leader="dot" w:pos="11006"/>
@@ -1106,7 +1105,7 @@
           <w:hyperlink w:anchor="_Toc211098102" w:history="1">
             <w:r>
               <w:rPr>
-                <w:rStyle w:val="Hipervnculo"/>
+                <w:rStyle w:val="Hyperlink"/>
                 <w:noProof/>
               </w:rPr>
               <w:t>4.6.</w:t>
@@ -1125,7 +1124,7 @@
             </w:r>
             <w:r>
               <w:rPr>
-                <w:rStyle w:val="Hipervnculo"/>
+                <w:rStyle w:val="Hyperlink"/>
                 <w:noProof/>
               </w:rPr>
               <w:t>Código base en Python</w:t>
@@ -1182,7 +1181,7 @@
         </w:p>
         <w:p>
           <w:pPr>
-            <w:pStyle w:val="TDC2"/>
+            <w:pStyle w:val="TOC2"/>
             <w:tabs>
               <w:tab w:val="left" w:pos="1982"/>
               <w:tab w:val="right" w:leader="dot" w:pos="11006"/>
@@ -1200,7 +1199,7 @@
           <w:hyperlink w:anchor="_Toc211098103" w:history="1">
             <w:r>
               <w:rPr>
-                <w:rStyle w:val="Hipervnculo"/>
+                <w:rStyle w:val="Hyperlink"/>
                 <w:noProof/>
               </w:rPr>
               <w:t>4.7.</w:t>
@@ -1219,7 +1218,7 @@
             </w:r>
             <w:r>
               <w:rPr>
-                <w:rStyle w:val="Hipervnculo"/>
+                <w:rStyle w:val="Hyperlink"/>
                 <w:noProof/>
               </w:rPr>
               <w:t>Evaluación de modelo obtenido</w:t>
@@ -1276,7 +1275,7 @@
         </w:p>
         <w:p>
           <w:pPr>
-            <w:pStyle w:val="TDC2"/>
+            <w:pStyle w:val="TOC2"/>
             <w:tabs>
               <w:tab w:val="left" w:pos="1982"/>
               <w:tab w:val="right" w:leader="dot" w:pos="11006"/>
@@ -1294,7 +1293,7 @@
           <w:hyperlink w:anchor="_Toc211098104" w:history="1">
             <w:r>
               <w:rPr>
-                <w:rStyle w:val="Hipervnculo"/>
+                <w:rStyle w:val="Hyperlink"/>
                 <w:noProof/>
               </w:rPr>
               <w:t>4.1.</w:t>
@@ -1313,7 +1312,7 @@
             </w:r>
             <w:r>
               <w:rPr>
-                <w:rStyle w:val="Hipervnculo"/>
+                <w:rStyle w:val="Hyperlink"/>
                 <w:noProof/>
               </w:rPr>
               <w:t>Equipos</w:t>
@@ -1370,7 +1369,7 @@
         </w:p>
         <w:p>
           <w:pPr>
-            <w:pStyle w:val="TDC1"/>
+            <w:pStyle w:val="TOC1"/>
             <w:tabs>
               <w:tab w:val="left" w:pos="1541"/>
               <w:tab w:val="right" w:leader="dot" w:pos="11006"/>
@@ -1388,7 +1387,7 @@
           <w:hyperlink w:anchor="_Toc211098105" w:history="1">
             <w:r>
               <w:rPr>
-                <w:rStyle w:val="Hipervnculo"/>
+                <w:rStyle w:val="Hyperlink"/>
                 <w:rFonts w:ascii="Roboto" w:hAnsi="Roboto"/>
                 <w:noProof/>
                 <w:spacing w:val="-1"/>
@@ -1409,7 +1408,7 @@
             </w:r>
             <w:r>
               <w:rPr>
-                <w:rStyle w:val="Hipervnculo"/>
+                <w:rStyle w:val="Hyperlink"/>
                 <w:rFonts w:ascii="Roboto" w:hAnsi="Roboto"/>
                 <w:noProof/>
               </w:rPr>
@@ -1467,7 +1466,7 @@
         </w:p>
         <w:p>
           <w:pPr>
-            <w:pStyle w:val="TDC2"/>
+            <w:pStyle w:val="TOC2"/>
             <w:tabs>
               <w:tab w:val="left" w:pos="1982"/>
               <w:tab w:val="right" w:leader="dot" w:pos="11006"/>
@@ -1485,7 +1484,7 @@
           <w:hyperlink w:anchor="_Toc211098106" w:history="1">
             <w:r>
               <w:rPr>
-                <w:rStyle w:val="Hipervnculo"/>
+                <w:rStyle w:val="Hyperlink"/>
                 <w:noProof/>
                 <w:spacing w:val="-1"/>
                 <w:w w:val="99"/>
@@ -1506,7 +1505,7 @@
             </w:r>
             <w:r>
               <w:rPr>
-                <w:rStyle w:val="Hipervnculo"/>
+                <w:rStyle w:val="Hyperlink"/>
                 <w:noProof/>
               </w:rPr>
               <w:t>Filtros</w:t>
@@ -1563,7 +1562,7 @@
         </w:p>
         <w:p>
           <w:pPr>
-            <w:pStyle w:val="TDC2"/>
+            <w:pStyle w:val="TOC2"/>
             <w:tabs>
               <w:tab w:val="left" w:pos="1982"/>
               <w:tab w:val="right" w:leader="dot" w:pos="11006"/>
@@ -1581,7 +1580,7 @@
           <w:hyperlink w:anchor="_Toc211098107" w:history="1">
             <w:r>
               <w:rPr>
-                <w:rStyle w:val="Hipervnculo"/>
+                <w:rStyle w:val="Hyperlink"/>
                 <w:noProof/>
                 <w:spacing w:val="-1"/>
                 <w:w w:val="99"/>
@@ -1602,7 +1601,7 @@
             </w:r>
             <w:r>
               <w:rPr>
-                <w:rStyle w:val="Hipervnculo"/>
+                <w:rStyle w:val="Hyperlink"/>
                 <w:noProof/>
               </w:rPr>
               <w:t>Neurona</w:t>
@@ -1659,7 +1658,7 @@
         </w:p>
         <w:p>
           <w:pPr>
-            <w:pStyle w:val="TDC2"/>
+            <w:pStyle w:val="TOC2"/>
             <w:tabs>
               <w:tab w:val="left" w:pos="1982"/>
               <w:tab w:val="right" w:leader="dot" w:pos="11006"/>
@@ -1677,7 +1676,7 @@
           <w:hyperlink w:anchor="_Toc211098108" w:history="1">
             <w:r>
               <w:rPr>
-                <w:rStyle w:val="Hipervnculo"/>
+                <w:rStyle w:val="Hyperlink"/>
                 <w:noProof/>
                 <w:spacing w:val="-1"/>
                 <w:w w:val="99"/>
@@ -1698,7 +1697,7 @@
             </w:r>
             <w:r>
               <w:rPr>
-                <w:rStyle w:val="Hipervnculo"/>
+                <w:rStyle w:val="Hyperlink"/>
                 <w:noProof/>
               </w:rPr>
               <w:t>Redes neuronales</w:t>
@@ -1755,7 +1754,7 @@
         </w:p>
         <w:p>
           <w:pPr>
-            <w:pStyle w:val="TDC2"/>
+            <w:pStyle w:val="TOC2"/>
             <w:tabs>
               <w:tab w:val="left" w:pos="1982"/>
               <w:tab w:val="right" w:leader="dot" w:pos="11006"/>
@@ -1773,7 +1772,7 @@
           <w:hyperlink w:anchor="_Toc211098109" w:history="1">
             <w:r>
               <w:rPr>
-                <w:rStyle w:val="Hipervnculo"/>
+                <w:rStyle w:val="Hyperlink"/>
                 <w:noProof/>
                 <w:spacing w:val="-1"/>
                 <w:w w:val="99"/>
@@ -1794,7 +1793,7 @@
             </w:r>
             <w:r>
               <w:rPr>
-                <w:rStyle w:val="Hipervnculo"/>
+                <w:rStyle w:val="Hyperlink"/>
                 <w:noProof/>
               </w:rPr>
               <w:t>Softmax</w:t>
@@ -1851,7 +1850,7 @@
         </w:p>
         <w:p>
           <w:pPr>
-            <w:pStyle w:val="TDC2"/>
+            <w:pStyle w:val="TOC2"/>
             <w:tabs>
               <w:tab w:val="left" w:pos="1982"/>
               <w:tab w:val="right" w:leader="dot" w:pos="11006"/>
@@ -1869,7 +1868,7 @@
           <w:hyperlink w:anchor="_Toc211098110" w:history="1">
             <w:r>
               <w:rPr>
-                <w:rStyle w:val="Hipervnculo"/>
+                <w:rStyle w:val="Hyperlink"/>
                 <w:noProof/>
                 <w:spacing w:val="-1"/>
                 <w:w w:val="99"/>
@@ -1890,7 +1889,7 @@
             </w:r>
             <w:r>
               <w:rPr>
-                <w:rStyle w:val="Hipervnculo"/>
+                <w:rStyle w:val="Hyperlink"/>
                 <w:noProof/>
               </w:rPr>
               <w:t>Integración numérica</w:t>
@@ -1947,7 +1946,7 @@
         </w:p>
         <w:p>
           <w:pPr>
-            <w:pStyle w:val="TDC1"/>
+            <w:pStyle w:val="TOC1"/>
             <w:tabs>
               <w:tab w:val="left" w:pos="1541"/>
               <w:tab w:val="right" w:leader="dot" w:pos="11006"/>
@@ -1965,7 +1964,7 @@
           <w:hyperlink w:anchor="_Toc211098111" w:history="1">
             <w:r>
               <w:rPr>
-                <w:rStyle w:val="Hipervnculo"/>
+                <w:rStyle w:val="Hyperlink"/>
                 <w:rFonts w:ascii="Roboto" w:hAnsi="Roboto"/>
                 <w:noProof/>
                 <w:spacing w:val="-1"/>
@@ -1986,7 +1985,7 @@
             </w:r>
             <w:r>
               <w:rPr>
-                <w:rStyle w:val="Hipervnculo"/>
+                <w:rStyle w:val="Hyperlink"/>
                 <w:rFonts w:ascii="Roboto" w:hAnsi="Roboto"/>
                 <w:noProof/>
               </w:rPr>
@@ -1994,7 +1993,7 @@
             </w:r>
             <w:r>
               <w:rPr>
-                <w:rStyle w:val="Hipervnculo"/>
+                <w:rStyle w:val="Hyperlink"/>
                 <w:rFonts w:ascii="Roboto" w:hAnsi="Roboto"/>
                 <w:noProof/>
                 <w:spacing w:val="-4"/>
@@ -2003,7 +2002,7 @@
             </w:r>
             <w:r>
               <w:rPr>
-                <w:rStyle w:val="Hipervnculo"/>
+                <w:rStyle w:val="Hyperlink"/>
                 <w:rFonts w:ascii="Roboto" w:hAnsi="Roboto"/>
                 <w:noProof/>
               </w:rPr>
@@ -2011,7 +2010,7 @@
             </w:r>
             <w:r>
               <w:rPr>
-                <w:rStyle w:val="Hipervnculo"/>
+                <w:rStyle w:val="Hyperlink"/>
                 <w:rFonts w:ascii="Roboto" w:hAnsi="Roboto"/>
                 <w:noProof/>
                 <w:spacing w:val="-4"/>
@@ -2020,7 +2019,7 @@
             </w:r>
             <w:r>
               <w:rPr>
-                <w:rStyle w:val="Hipervnculo"/>
+                <w:rStyle w:val="Hyperlink"/>
                 <w:rFonts w:ascii="Roboto" w:hAnsi="Roboto"/>
                 <w:noProof/>
               </w:rPr>
@@ -2028,7 +2027,7 @@
             </w:r>
             <w:r>
               <w:rPr>
-                <w:rStyle w:val="Hipervnculo"/>
+                <w:rStyle w:val="Hyperlink"/>
                 <w:rFonts w:ascii="Roboto" w:hAnsi="Roboto"/>
                 <w:noProof/>
                 <w:spacing w:val="-4"/>
@@ -2037,7 +2036,7 @@
             </w:r>
             <w:r>
               <w:rPr>
-                <w:rStyle w:val="Hipervnculo"/>
+                <w:rStyle w:val="Hyperlink"/>
                 <w:rFonts w:ascii="Roboto" w:hAnsi="Roboto"/>
                 <w:noProof/>
               </w:rPr>
@@ -2095,7 +2094,7 @@
         </w:p>
         <w:p>
           <w:pPr>
-            <w:pStyle w:val="TDC2"/>
+            <w:pStyle w:val="TOC2"/>
             <w:tabs>
               <w:tab w:val="left" w:pos="1982"/>
               <w:tab w:val="right" w:leader="dot" w:pos="11006"/>
@@ -2113,7 +2112,7 @@
           <w:hyperlink w:anchor="_Toc211098112" w:history="1">
             <w:r>
               <w:rPr>
-                <w:rStyle w:val="Hipervnculo"/>
+                <w:rStyle w:val="Hyperlink"/>
                 <w:noProof/>
                 <w:spacing w:val="-1"/>
                 <w:w w:val="99"/>
@@ -2134,7 +2133,7 @@
             </w:r>
             <w:r>
               <w:rPr>
-                <w:rStyle w:val="Hipervnculo"/>
+                <w:rStyle w:val="Hyperlink"/>
                 <w:noProof/>
               </w:rPr>
               <w:t>Procedimiento</w:t>
@@ -2191,7 +2190,7 @@
         </w:p>
         <w:p>
           <w:pPr>
-            <w:pStyle w:val="TDC1"/>
+            <w:pStyle w:val="TOC1"/>
             <w:tabs>
               <w:tab w:val="left" w:pos="1541"/>
               <w:tab w:val="right" w:leader="dot" w:pos="11006"/>
@@ -2209,7 +2208,7 @@
           <w:hyperlink w:anchor="_Toc211098113" w:history="1">
             <w:r>
               <w:rPr>
-                <w:rStyle w:val="Hipervnculo"/>
+                <w:rStyle w:val="Hyperlink"/>
                 <w:rFonts w:ascii="Roboto" w:hAnsi="Roboto"/>
                 <w:noProof/>
                 <w:spacing w:val="-1"/>
@@ -2230,7 +2229,7 @@
             </w:r>
             <w:r>
               <w:rPr>
-                <w:rStyle w:val="Hipervnculo"/>
+                <w:rStyle w:val="Hyperlink"/>
                 <w:rFonts w:ascii="Roboto" w:hAnsi="Roboto"/>
                 <w:noProof/>
               </w:rPr>
@@ -2238,7 +2237,7 @@
             </w:r>
             <w:r>
               <w:rPr>
-                <w:rStyle w:val="Hipervnculo"/>
+                <w:rStyle w:val="Hyperlink"/>
                 <w:rFonts w:ascii="Roboto" w:hAnsi="Roboto"/>
                 <w:noProof/>
                 <w:spacing w:val="-3"/>
@@ -2247,7 +2246,7 @@
             </w:r>
             <w:r>
               <w:rPr>
-                <w:rStyle w:val="Hipervnculo"/>
+                <w:rStyle w:val="Hyperlink"/>
                 <w:rFonts w:ascii="Roboto" w:hAnsi="Roboto"/>
                 <w:noProof/>
               </w:rPr>
@@ -2255,7 +2254,7 @@
             </w:r>
             <w:r>
               <w:rPr>
-                <w:rStyle w:val="Hipervnculo"/>
+                <w:rStyle w:val="Hyperlink"/>
                 <w:rFonts w:ascii="Roboto" w:hAnsi="Roboto"/>
                 <w:noProof/>
                 <w:spacing w:val="-5"/>
@@ -2264,7 +2263,7 @@
             </w:r>
             <w:r>
               <w:rPr>
-                <w:rStyle w:val="Hipervnculo"/>
+                <w:rStyle w:val="Hyperlink"/>
                 <w:rFonts w:ascii="Roboto" w:hAnsi="Roboto"/>
                 <w:noProof/>
               </w:rPr>
@@ -2322,7 +2321,7 @@
         </w:p>
         <w:p>
           <w:pPr>
-            <w:pStyle w:val="TDC2"/>
+            <w:pStyle w:val="TOC2"/>
             <w:tabs>
               <w:tab w:val="left" w:pos="1982"/>
               <w:tab w:val="right" w:leader="dot" w:pos="11006"/>
@@ -2340,7 +2339,7 @@
           <w:hyperlink w:anchor="_Toc211098114" w:history="1">
             <w:r>
               <w:rPr>
-                <w:rStyle w:val="Hipervnculo"/>
+                <w:rStyle w:val="Hyperlink"/>
                 <w:noProof/>
                 <w:spacing w:val="-1"/>
                 <w:w w:val="99"/>
@@ -2361,7 +2360,7 @@
             </w:r>
             <w:r>
               <w:rPr>
-                <w:rStyle w:val="Hipervnculo"/>
+                <w:rStyle w:val="Hyperlink"/>
                 <w:noProof/>
               </w:rPr>
               <w:t>Bono</w:t>
@@ -2418,7 +2417,7 @@
         </w:p>
         <w:p>
           <w:pPr>
-            <w:pStyle w:val="TDC2"/>
+            <w:pStyle w:val="TOC2"/>
             <w:tabs>
               <w:tab w:val="left" w:pos="1982"/>
               <w:tab w:val="right" w:leader="dot" w:pos="11006"/>
@@ -2436,7 +2435,7 @@
           <w:hyperlink w:anchor="_Toc211098115" w:history="1">
             <w:r>
               <w:rPr>
-                <w:rStyle w:val="Hipervnculo"/>
+                <w:rStyle w:val="Hyperlink"/>
                 <w:noProof/>
                 <w:spacing w:val="-1"/>
                 <w:w w:val="99"/>
@@ -2457,7 +2456,7 @@
             </w:r>
             <w:r>
               <w:rPr>
-                <w:rStyle w:val="Hipervnculo"/>
+                <w:rStyle w:val="Hyperlink"/>
                 <w:noProof/>
               </w:rPr>
               <w:t>Informe</w:t>
@@ -2514,7 +2513,7 @@
         </w:p>
         <w:p>
           <w:pPr>
-            <w:pStyle w:val="TDC3"/>
+            <w:pStyle w:val="TOC3"/>
             <w:tabs>
               <w:tab w:val="left" w:pos="2314"/>
               <w:tab w:val="right" w:leader="dot" w:pos="11006"/>
@@ -2532,7 +2531,7 @@
           <w:hyperlink w:anchor="_Toc211098116" w:history="1">
             <w:r>
               <w:rPr>
-                <w:rStyle w:val="Hipervnculo"/>
+                <w:rStyle w:val="Hyperlink"/>
                 <w:rFonts w:ascii="Roboto" w:hAnsi="Roboto"/>
                 <w:noProof/>
                 <w:spacing w:val="-2"/>
@@ -2553,7 +2552,7 @@
             </w:r>
             <w:r>
               <w:rPr>
-                <w:rStyle w:val="Hipervnculo"/>
+                <w:rStyle w:val="Hyperlink"/>
                 <w:rFonts w:ascii="Roboto" w:hAnsi="Roboto"/>
                 <w:noProof/>
               </w:rPr>
@@ -2561,7 +2560,7 @@
             </w:r>
             <w:r>
               <w:rPr>
-                <w:rStyle w:val="Hipervnculo"/>
+                <w:rStyle w:val="Hyperlink"/>
                 <w:rFonts w:ascii="Roboto" w:hAnsi="Roboto"/>
                 <w:noProof/>
                 <w:spacing w:val="-6"/>
@@ -2570,7 +2569,7 @@
             </w:r>
             <w:r>
               <w:rPr>
-                <w:rStyle w:val="Hipervnculo"/>
+                <w:rStyle w:val="Hyperlink"/>
                 <w:rFonts w:ascii="Roboto" w:hAnsi="Roboto"/>
                 <w:noProof/>
               </w:rPr>
@@ -2578,7 +2577,7 @@
             </w:r>
             <w:r>
               <w:rPr>
-                <w:rStyle w:val="Hipervnculo"/>
+                <w:rStyle w:val="Hyperlink"/>
                 <w:rFonts w:ascii="Roboto" w:hAnsi="Roboto"/>
                 <w:noProof/>
                 <w:spacing w:val="-8"/>
@@ -2587,7 +2586,7 @@
             </w:r>
             <w:r>
               <w:rPr>
-                <w:rStyle w:val="Hipervnculo"/>
+                <w:rStyle w:val="Hyperlink"/>
                 <w:rFonts w:ascii="Roboto" w:hAnsi="Roboto"/>
                 <w:noProof/>
               </w:rPr>
@@ -2645,7 +2644,7 @@
         </w:p>
         <w:p>
           <w:pPr>
-            <w:pStyle w:val="TDC3"/>
+            <w:pStyle w:val="TOC3"/>
             <w:tabs>
               <w:tab w:val="left" w:pos="2314"/>
               <w:tab w:val="right" w:leader="dot" w:pos="11006"/>
@@ -2663,7 +2662,7 @@
           <w:hyperlink w:anchor="_Toc211098117" w:history="1">
             <w:r>
               <w:rPr>
-                <w:rStyle w:val="Hipervnculo"/>
+                <w:rStyle w:val="Hyperlink"/>
                 <w:rFonts w:ascii="Roboto" w:hAnsi="Roboto"/>
                 <w:noProof/>
                 <w:spacing w:val="-2"/>
@@ -2684,7 +2683,7 @@
             </w:r>
             <w:r>
               <w:rPr>
-                <w:rStyle w:val="Hipervnculo"/>
+                <w:rStyle w:val="Hyperlink"/>
                 <w:rFonts w:ascii="Roboto" w:hAnsi="Roboto"/>
                 <w:noProof/>
               </w:rPr>
@@ -2692,7 +2691,7 @@
             </w:r>
             <w:r>
               <w:rPr>
-                <w:rStyle w:val="Hipervnculo"/>
+                <w:rStyle w:val="Hyperlink"/>
                 <w:rFonts w:ascii="Roboto" w:hAnsi="Roboto"/>
                 <w:noProof/>
                 <w:spacing w:val="-3"/>
@@ -2701,7 +2700,7 @@
             </w:r>
             <w:r>
               <w:rPr>
-                <w:rStyle w:val="Hipervnculo"/>
+                <w:rStyle w:val="Hyperlink"/>
                 <w:rFonts w:ascii="Roboto" w:hAnsi="Roboto"/>
                 <w:noProof/>
               </w:rPr>
@@ -2709,7 +2708,7 @@
             </w:r>
             <w:r>
               <w:rPr>
-                <w:rStyle w:val="Hipervnculo"/>
+                <w:rStyle w:val="Hyperlink"/>
                 <w:rFonts w:ascii="Roboto" w:hAnsi="Roboto"/>
                 <w:noProof/>
                 <w:spacing w:val="-2"/>
@@ -2718,7 +2717,7 @@
             </w:r>
             <w:r>
               <w:rPr>
-                <w:rStyle w:val="Hipervnculo"/>
+                <w:rStyle w:val="Hyperlink"/>
                 <w:rFonts w:ascii="Roboto" w:hAnsi="Roboto"/>
                 <w:noProof/>
               </w:rPr>
@@ -2726,7 +2725,7 @@
             </w:r>
             <w:r>
               <w:rPr>
-                <w:rStyle w:val="Hipervnculo"/>
+                <w:rStyle w:val="Hyperlink"/>
                 <w:rFonts w:ascii="Roboto" w:hAnsi="Roboto"/>
                 <w:noProof/>
                 <w:spacing w:val="-3"/>
@@ -2735,7 +2734,7 @@
             </w:r>
             <w:r>
               <w:rPr>
-                <w:rStyle w:val="Hipervnculo"/>
+                <w:rStyle w:val="Hyperlink"/>
                 <w:rFonts w:ascii="Roboto" w:hAnsi="Roboto"/>
                 <w:noProof/>
               </w:rPr>
@@ -2743,7 +2742,7 @@
             </w:r>
             <w:r>
               <w:rPr>
-                <w:rStyle w:val="Hipervnculo"/>
+                <w:rStyle w:val="Hyperlink"/>
                 <w:rFonts w:ascii="Roboto" w:hAnsi="Roboto"/>
                 <w:noProof/>
                 <w:spacing w:val="-6"/>
@@ -2752,7 +2751,7 @@
             </w:r>
             <w:r>
               <w:rPr>
-                <w:rStyle w:val="Hipervnculo"/>
+                <w:rStyle w:val="Hyperlink"/>
                 <w:rFonts w:ascii="Roboto" w:hAnsi="Roboto"/>
                 <w:noProof/>
               </w:rPr>
@@ -2760,7 +2759,7 @@
             </w:r>
             <w:r>
               <w:rPr>
-                <w:rStyle w:val="Hipervnculo"/>
+                <w:rStyle w:val="Hyperlink"/>
                 <w:rFonts w:ascii="Roboto" w:hAnsi="Roboto"/>
                 <w:noProof/>
                 <w:spacing w:val="-2"/>
@@ -2769,7 +2768,7 @@
             </w:r>
             <w:r>
               <w:rPr>
-                <w:rStyle w:val="Hipervnculo"/>
+                <w:rStyle w:val="Hyperlink"/>
                 <w:rFonts w:ascii="Roboto" w:hAnsi="Roboto"/>
                 <w:noProof/>
               </w:rPr>
@@ -2827,7 +2826,7 @@
         </w:p>
         <w:p>
           <w:pPr>
-            <w:pStyle w:val="TDC1"/>
+            <w:pStyle w:val="TOC1"/>
             <w:tabs>
               <w:tab w:val="left" w:pos="1541"/>
               <w:tab w:val="right" w:leader="dot" w:pos="11006"/>
@@ -2845,7 +2844,7 @@
           <w:hyperlink w:anchor="_Toc211098118" w:history="1">
             <w:r>
               <w:rPr>
-                <w:rStyle w:val="Hipervnculo"/>
+                <w:rStyle w:val="Hyperlink"/>
                 <w:rFonts w:ascii="Roboto" w:hAnsi="Roboto"/>
                 <w:noProof/>
                 <w:spacing w:val="-1"/>
@@ -2866,7 +2865,7 @@
             </w:r>
             <w:r>
               <w:rPr>
-                <w:rStyle w:val="Hipervnculo"/>
+                <w:rStyle w:val="Hyperlink"/>
                 <w:rFonts w:ascii="Roboto" w:hAnsi="Roboto"/>
                 <w:noProof/>
               </w:rPr>
@@ -2874,7 +2873,7 @@
             </w:r>
             <w:r>
               <w:rPr>
-                <w:rStyle w:val="Hipervnculo"/>
+                <w:rStyle w:val="Hyperlink"/>
                 <w:rFonts w:ascii="Roboto" w:hAnsi="Roboto"/>
                 <w:noProof/>
                 <w:spacing w:val="-6"/>
@@ -2883,7 +2882,7 @@
             </w:r>
             <w:r>
               <w:rPr>
-                <w:rStyle w:val="Hipervnculo"/>
+                <w:rStyle w:val="Hyperlink"/>
                 <w:rFonts w:ascii="Roboto" w:hAnsi="Roboto"/>
                 <w:noProof/>
               </w:rPr>
@@ -2891,7 +2890,7 @@
             </w:r>
             <w:r>
               <w:rPr>
-                <w:rStyle w:val="Hipervnculo"/>
+                <w:rStyle w:val="Hyperlink"/>
                 <w:rFonts w:ascii="Roboto" w:hAnsi="Roboto"/>
                 <w:noProof/>
                 <w:spacing w:val="-6"/>
@@ -2900,7 +2899,7 @@
             </w:r>
             <w:r>
               <w:rPr>
-                <w:rStyle w:val="Hipervnculo"/>
+                <w:rStyle w:val="Hyperlink"/>
                 <w:rFonts w:ascii="Roboto" w:hAnsi="Roboto"/>
                 <w:noProof/>
               </w:rPr>
@@ -2958,7 +2957,7 @@
         </w:p>
         <w:p>
           <w:pPr>
-            <w:pStyle w:val="TDC1"/>
+            <w:pStyle w:val="TOC1"/>
             <w:tabs>
               <w:tab w:val="left" w:pos="1982"/>
               <w:tab w:val="right" w:leader="dot" w:pos="11006"/>
@@ -2976,7 +2975,7 @@
           <w:hyperlink w:anchor="_Toc211098119" w:history="1">
             <w:r>
               <w:rPr>
-                <w:rStyle w:val="Hipervnculo"/>
+                <w:rStyle w:val="Hyperlink"/>
                 <w:rFonts w:ascii="Roboto" w:hAnsi="Roboto"/>
                 <w:noProof/>
                 <w:spacing w:val="-1"/>
@@ -2997,7 +2996,7 @@
             </w:r>
             <w:r>
               <w:rPr>
-                <w:rStyle w:val="Hipervnculo"/>
+                <w:rStyle w:val="Hyperlink"/>
                 <w:rFonts w:ascii="Roboto" w:hAnsi="Roboto"/>
                 <w:noProof/>
               </w:rPr>
@@ -3131,7 +3130,7 @@
     </w:p>
     <w:p>
       <w:pPr>
-        <w:pStyle w:val="Ttulo1"/>
+        <w:pStyle w:val="Heading1"/>
         <w:numPr>
           <w:ilvl w:val="0"/>
           <w:numId w:val="8"/>
@@ -3154,7 +3153,7 @@
     </w:p>
     <w:p>
       <w:pPr>
-        <w:pStyle w:val="Ttulo1"/>
+        <w:pStyle w:val="Heading1"/>
         <w:tabs>
           <w:tab w:val="left" w:pos="1462"/>
         </w:tabs>
@@ -3166,7 +3165,7 @@
     </w:p>
     <w:p>
       <w:pPr>
-        <w:pStyle w:val="Textoindependiente"/>
+        <w:pStyle w:val="BodyText"/>
         <w:ind w:left="1102"/>
         <w:rPr>
           <w:rFonts w:ascii="Roboto" w:hAnsi="Roboto"/>
@@ -3181,7 +3180,7 @@
     </w:p>
     <w:p>
       <w:pPr>
-        <w:pStyle w:val="Textoindependiente"/>
+        <w:pStyle w:val="BodyText"/>
         <w:ind w:left="1102"/>
         <w:rPr>
           <w:rFonts w:ascii="Roboto" w:hAnsi="Roboto"/>
@@ -3210,7 +3209,7 @@
     </w:p>
     <w:p>
       <w:pPr>
-        <w:pStyle w:val="Textoindependiente"/>
+        <w:pStyle w:val="BodyText"/>
         <w:ind w:left="1102"/>
         <w:rPr>
           <w:rFonts w:ascii="Roboto" w:hAnsi="Roboto"/>
@@ -3219,7 +3218,7 @@
     </w:p>
     <w:p>
       <w:pPr>
-        <w:pStyle w:val="Textoindependiente"/>
+        <w:pStyle w:val="BodyText"/>
         <w:ind w:left="1102"/>
         <w:jc w:val="center"/>
         <w:rPr>
@@ -3280,7 +3279,7 @@
     </w:p>
     <w:p>
       <w:pPr>
-        <w:pStyle w:val="Descripcin"/>
+        <w:pStyle w:val="Caption"/>
         <w:jc w:val="center"/>
       </w:pPr>
       <w:r>
@@ -3318,7 +3317,7 @@
     </w:p>
     <w:p>
       <w:pPr>
-        <w:pStyle w:val="Textoindependiente"/>
+        <w:pStyle w:val="BodyText"/>
         <w:ind w:left="1102"/>
         <w:rPr>
           <w:rFonts w:ascii="Roboto" w:hAnsi="Roboto"/>
@@ -3327,7 +3326,7 @@
     </w:p>
     <w:p>
       <w:pPr>
-        <w:pStyle w:val="Textoindependiente"/>
+        <w:pStyle w:val="BodyText"/>
         <w:ind w:left="1102"/>
         <w:rPr>
           <w:rFonts w:ascii="Roboto" w:hAnsi="Roboto"/>
@@ -3398,7 +3397,7 @@
     </w:p>
     <w:p>
       <w:pPr>
-        <w:pStyle w:val="Textoindependiente"/>
+        <w:pStyle w:val="BodyText"/>
         <w:ind w:left="1102"/>
         <w:rPr>
           <w:rFonts w:ascii="Roboto" w:hAnsi="Roboto"/>
@@ -3407,7 +3406,7 @@
     </w:p>
     <w:p>
       <w:pPr>
-        <w:pStyle w:val="Textoindependiente"/>
+        <w:pStyle w:val="BodyText"/>
         <w:spacing w:before="4"/>
         <w:ind w:left="1102"/>
         <w:rPr>
@@ -3463,7 +3462,7 @@
     </w:p>
     <w:p>
       <w:pPr>
-        <w:pStyle w:val="Textoindependiente"/>
+        <w:pStyle w:val="BodyText"/>
         <w:spacing w:before="4"/>
         <w:ind w:left="1102"/>
         <w:rPr>
@@ -3474,7 +3473,7 @@
     </w:p>
     <w:p>
       <w:pPr>
-        <w:pStyle w:val="Ttulo1"/>
+        <w:pStyle w:val="Heading1"/>
         <w:numPr>
           <w:ilvl w:val="0"/>
           <w:numId w:val="8"/>
@@ -3497,7 +3496,7 @@
     </w:p>
     <w:p>
       <w:pPr>
-        <w:pStyle w:val="Prrafodelista"/>
+        <w:pStyle w:val="ListParagraph"/>
         <w:numPr>
           <w:ilvl w:val="1"/>
           <w:numId w:val="8"/>
@@ -3521,7 +3520,7 @@
     </w:p>
     <w:p>
       <w:pPr>
-        <w:pStyle w:val="Prrafodelista"/>
+        <w:pStyle w:val="ListParagraph"/>
         <w:numPr>
           <w:ilvl w:val="1"/>
           <w:numId w:val="8"/>
@@ -3545,7 +3544,7 @@
     </w:p>
     <w:p>
       <w:pPr>
-        <w:pStyle w:val="Prrafodelista"/>
+        <w:pStyle w:val="ListParagraph"/>
         <w:numPr>
           <w:ilvl w:val="1"/>
           <w:numId w:val="8"/>
@@ -3603,7 +3602,7 @@
     </w:p>
     <w:p>
       <w:pPr>
-        <w:pStyle w:val="Prrafodelista"/>
+        <w:pStyle w:val="ListParagraph"/>
         <w:numPr>
           <w:ilvl w:val="1"/>
           <w:numId w:val="8"/>
@@ -3651,7 +3650,7 @@
     </w:p>
     <w:p>
       <w:pPr>
-        <w:pStyle w:val="Prrafodelista"/>
+        <w:pStyle w:val="ListParagraph"/>
         <w:numPr>
           <w:ilvl w:val="1"/>
           <w:numId w:val="8"/>
@@ -3675,7 +3674,7 @@
     </w:p>
     <w:p>
       <w:pPr>
-        <w:pStyle w:val="Prrafodelista"/>
+        <w:pStyle w:val="ListParagraph"/>
         <w:numPr>
           <w:ilvl w:val="1"/>
           <w:numId w:val="8"/>
@@ -3712,7 +3711,7 @@
     </w:p>
     <w:p>
       <w:pPr>
-        <w:pStyle w:val="Ttulo1"/>
+        <w:pStyle w:val="Heading1"/>
         <w:numPr>
           <w:ilvl w:val="0"/>
           <w:numId w:val="8"/>
@@ -3975,7 +3974,7 @@
     </w:tbl>
     <w:p>
       <w:pPr>
-        <w:pStyle w:val="Textoindependiente"/>
+        <w:pStyle w:val="BodyText"/>
         <w:spacing w:before="9"/>
         <w:rPr>
           <w:rFonts w:ascii="Roboto" w:hAnsi="Roboto"/>
@@ -3986,7 +3985,7 @@
     </w:p>
     <w:p>
       <w:pPr>
-        <w:pStyle w:val="Ttulo1"/>
+        <w:pStyle w:val="Heading1"/>
         <w:numPr>
           <w:ilvl w:val="0"/>
           <w:numId w:val="8"/>
@@ -4035,7 +4034,7 @@
     </w:p>
     <w:p>
       <w:pPr>
-        <w:pStyle w:val="Ttulo1"/>
+        <w:pStyle w:val="Heading1"/>
         <w:tabs>
           <w:tab w:val="left" w:pos="1462"/>
         </w:tabs>
@@ -4067,7 +4066,7 @@
     </w:p>
     <w:p>
       <w:pPr>
-        <w:pStyle w:val="Ttulo2"/>
+        <w:pStyle w:val="Heading2"/>
         <w:numPr>
           <w:ilvl w:val="0"/>
           <w:numId w:val="33"/>
@@ -4081,7 +4080,7 @@
     </w:p>
     <w:p>
       <w:pPr>
-        <w:pStyle w:val="Ttulo1"/>
+        <w:pStyle w:val="Heading1"/>
         <w:tabs>
           <w:tab w:val="left" w:pos="1462"/>
         </w:tabs>
@@ -4124,7 +4123,7 @@
     </w:p>
     <w:p>
       <w:pPr>
-        <w:pStyle w:val="Prrafodelista"/>
+        <w:pStyle w:val="ListParagraph"/>
         <w:numPr>
           <w:ilvl w:val="0"/>
           <w:numId w:val="31"/>
@@ -4167,7 +4166,7 @@
     </w:p>
     <w:p>
       <w:pPr>
-        <w:pStyle w:val="Prrafodelista"/>
+        <w:pStyle w:val="ListParagraph"/>
         <w:numPr>
           <w:ilvl w:val="0"/>
           <w:numId w:val="31"/>
@@ -4190,7 +4189,7 @@
     </w:p>
     <w:p>
       <w:pPr>
-        <w:pStyle w:val="Prrafodelista"/>
+        <w:pStyle w:val="ListParagraph"/>
         <w:numPr>
           <w:ilvl w:val="0"/>
           <w:numId w:val="31"/>
@@ -4211,7 +4210,7 @@
     </w:p>
     <w:p>
       <w:pPr>
-        <w:pStyle w:val="Prrafodelista"/>
+        <w:pStyle w:val="ListParagraph"/>
         <w:numPr>
           <w:ilvl w:val="0"/>
           <w:numId w:val="31"/>
@@ -4280,7 +4279,7 @@
     </w:p>
     <w:p>
       <w:pPr>
-        <w:pStyle w:val="Ttulo1"/>
+        <w:pStyle w:val="Heading1"/>
         <w:tabs>
           <w:tab w:val="left" w:pos="1462"/>
         </w:tabs>
@@ -4359,7 +4358,7 @@
     </w:p>
     <w:p>
       <w:pPr>
-        <w:pStyle w:val="Ttulo1"/>
+        <w:pStyle w:val="Heading1"/>
         <w:tabs>
           <w:tab w:val="left" w:pos="1462"/>
         </w:tabs>
@@ -4376,7 +4375,7 @@
     </w:p>
     <w:p>
       <w:pPr>
-        <w:pStyle w:val="Descripcin"/>
+        <w:pStyle w:val="Caption"/>
         <w:ind w:left="708" w:firstLine="708"/>
         <w:jc w:val="center"/>
         <w:rPr>
@@ -4434,7 +4433,7 @@
     </w:p>
     <w:p>
       <w:pPr>
-        <w:pStyle w:val="Ttulo2"/>
+        <w:pStyle w:val="Heading2"/>
         <w:numPr>
           <w:ilvl w:val="0"/>
           <w:numId w:val="33"/>
@@ -4448,7 +4447,7 @@
     </w:p>
     <w:p>
       <w:pPr>
-        <w:pStyle w:val="Ttulo1"/>
+        <w:pStyle w:val="Heading1"/>
         <w:tabs>
           <w:tab w:val="left" w:pos="1462"/>
         </w:tabs>
@@ -4497,7 +4496,7 @@
     </w:p>
     <w:p>
       <w:pPr>
-        <w:pStyle w:val="Ttulo1"/>
+        <w:pStyle w:val="Heading1"/>
         <w:tabs>
           <w:tab w:val="left" w:pos="1462"/>
         </w:tabs>
@@ -4570,7 +4569,7 @@
     </w:p>
     <w:p>
       <w:pPr>
-        <w:pStyle w:val="Descripcin"/>
+        <w:pStyle w:val="Caption"/>
         <w:jc w:val="center"/>
       </w:pPr>
       <w:r>
@@ -4710,7 +4709,7 @@
     </w:p>
     <w:p>
       <w:pPr>
-        <w:pStyle w:val="Ttulo1"/>
+        <w:pStyle w:val="Heading1"/>
         <w:tabs>
           <w:tab w:val="left" w:pos="1462"/>
         </w:tabs>
@@ -4725,7 +4724,7 @@
     </w:p>
     <w:p>
       <w:pPr>
-        <w:pStyle w:val="Ttulo2"/>
+        <w:pStyle w:val="Heading2"/>
         <w:numPr>
           <w:ilvl w:val="0"/>
           <w:numId w:val="33"/>
@@ -4739,7 +4738,7 @@
     </w:p>
     <w:p>
       <w:pPr>
-        <w:pStyle w:val="Ttulo1"/>
+        <w:pStyle w:val="Heading1"/>
         <w:tabs>
           <w:tab w:val="left" w:pos="1462"/>
         </w:tabs>
@@ -4925,7 +4924,7 @@
     </w:p>
     <w:p>
       <w:pPr>
-        <w:pStyle w:val="Ttulo2"/>
+        <w:pStyle w:val="Heading2"/>
         <w:numPr>
           <w:ilvl w:val="0"/>
           <w:numId w:val="33"/>
@@ -4939,7 +4938,7 @@
     </w:p>
     <w:p>
       <w:pPr>
-        <w:pStyle w:val="Prrafodelista"/>
+        <w:pStyle w:val="ListParagraph"/>
         <w:spacing w:before="45" w:line="276" w:lineRule="auto"/>
         <w:ind w:left="1894" w:right="850" w:firstLine="0"/>
         <w:jc w:val="both"/>
@@ -4986,21 +4985,12 @@
         <w:t xml:space="preserve"> de </w:t>
       </w:r>
       <w:proofErr w:type="spellStart"/>
-      <w:proofErr w:type="gramStart"/>
       <w:r>
         <w:rPr>
           <w:rFonts w:eastAsia="Cambria" w:cs="Cambria"/>
           <w:lang w:val="es-CO"/>
         </w:rPr>
-        <w:t>sklearn.neural</w:t>
-      </w:r>
-      <w:proofErr w:type="gramEnd"/>
-      <w:r>
-        <w:rPr>
-          <w:rFonts w:eastAsia="Cambria" w:cs="Cambria"/>
-          <w:lang w:val="es-CO"/>
-        </w:rPr>
-        <w:t>_network</w:t>
+        <w:t>sklearn.neural_network</w:t>
       </w:r>
       <w:proofErr w:type="spellEnd"/>
       <w:r>
@@ -5204,7 +5194,7 @@
           <w:noProof/>
         </w:rPr>
         <w:drawing>
-          <wp:inline distT="0" distB="0" distL="0" distR="0" wp14:anchorId="649D6F56" wp14:editId="6B41D9C2">
+          <wp:inline distT="0" distB="0" distL="0" distR="0" wp14:anchorId="649D6F56" wp14:editId="416CB344">
             <wp:extent cx="2778370" cy="3020659"/>
             <wp:effectExtent l="0" t="0" r="3175" b="8890"/>
             <wp:docPr id="899492463" name="Imagen 10" descr="1.17. Neural network models (supervised) — scikit-learn 1.7.2 documentation"/>
@@ -5255,7 +5245,7 @@
     </w:p>
     <w:p>
       <w:pPr>
-        <w:pStyle w:val="Descripcin"/>
+        <w:pStyle w:val="Caption"/>
         <w:jc w:val="center"/>
         <w:rPr>
           <w:rFonts w:eastAsia="Cambria"/>
@@ -5289,7 +5279,7 @@
     </w:p>
     <w:p>
       <w:pPr>
-        <w:pStyle w:val="Ttulo2"/>
+        <w:pStyle w:val="Heading2"/>
         <w:numPr>
           <w:ilvl w:val="0"/>
           <w:numId w:val="33"/>
@@ -5309,7 +5299,7 @@
     </w:p>
     <w:p>
       <w:pPr>
-        <w:pStyle w:val="Prrafodelista"/>
+        <w:pStyle w:val="ListParagraph"/>
         <w:spacing w:before="45" w:line="276" w:lineRule="auto"/>
         <w:ind w:left="1894" w:right="850" w:firstLine="0"/>
         <w:jc w:val="both"/>
@@ -5324,7 +5314,7 @@
     </w:p>
     <w:p>
       <w:pPr>
-        <w:pStyle w:val="Prrafodelista"/>
+        <w:pStyle w:val="ListParagraph"/>
         <w:numPr>
           <w:ilvl w:val="0"/>
           <w:numId w:val="16"/>
@@ -5357,7 +5347,7 @@
     </w:p>
     <w:p>
       <w:pPr>
-        <w:pStyle w:val="Prrafodelista"/>
+        <w:pStyle w:val="ListParagraph"/>
         <w:spacing w:before="45" w:line="276" w:lineRule="auto"/>
         <w:ind w:left="2614" w:right="850" w:firstLine="0"/>
         <w:jc w:val="both"/>
@@ -5374,7 +5364,7 @@
     </w:p>
     <w:p>
       <w:pPr>
-        <w:pStyle w:val="Prrafodelista"/>
+        <w:pStyle w:val="ListParagraph"/>
         <w:numPr>
           <w:ilvl w:val="1"/>
           <w:numId w:val="16"/>
@@ -5413,7 +5403,7 @@
     </w:p>
     <w:p>
       <w:pPr>
-        <w:pStyle w:val="Prrafodelista"/>
+        <w:pStyle w:val="ListParagraph"/>
         <w:numPr>
           <w:ilvl w:val="1"/>
           <w:numId w:val="16"/>
@@ -5436,7 +5426,7 @@
     </w:p>
     <w:p>
       <w:pPr>
-        <w:pStyle w:val="Prrafodelista"/>
+        <w:pStyle w:val="ListParagraph"/>
         <w:numPr>
           <w:ilvl w:val="1"/>
           <w:numId w:val="16"/>
@@ -5475,7 +5465,7 @@
     </w:p>
     <w:p>
       <w:pPr>
-        <w:pStyle w:val="Ttulo2"/>
+        <w:pStyle w:val="Heading2"/>
         <w:numPr>
           <w:ilvl w:val="0"/>
           <w:numId w:val="33"/>
@@ -5639,12 +5629,10 @@
         <w:t xml:space="preserve"> = </w:t>
       </w:r>
       <w:proofErr w:type="spellStart"/>
-      <w:proofErr w:type="gramStart"/>
       <w:r>
         <w:t>clf.predict</w:t>
       </w:r>
       <w:proofErr w:type="spellEnd"/>
-      <w:proofErr w:type="gramEnd"/>
       <w:r>
         <w:t>”.</w:t>
       </w:r>
@@ -6154,7 +6142,7 @@
     </w:p>
     <w:p>
       <w:pPr>
-        <w:pStyle w:val="Ttulo2"/>
+        <w:pStyle w:val="Heading2"/>
         <w:numPr>
           <w:ilvl w:val="0"/>
           <w:numId w:val="33"/>
@@ -6168,7 +6156,7 @@
     </w:p>
     <w:p>
       <w:pPr>
-        <w:pStyle w:val="Prrafodelista"/>
+        <w:pStyle w:val="ListParagraph"/>
         <w:rPr>
           <w:rFonts w:ascii="Roboto" w:eastAsia="Cambria" w:hAnsi="Roboto" w:cs="Cambria"/>
           <w:b/>
@@ -6320,7 +6308,7 @@
     </w:p>
     <w:p>
       <w:pPr>
-        <w:pStyle w:val="Descripcin"/>
+        <w:pStyle w:val="Caption"/>
         <w:jc w:val="center"/>
         <w:rPr>
           <w:rFonts w:eastAsia="Cambria" w:cs="Cambria"/>
@@ -6384,7 +6372,7 @@
     </w:p>
     <w:p>
       <w:pPr>
-        <w:pStyle w:val="Textoindependiente"/>
+        <w:pStyle w:val="BodyText"/>
         <w:rPr>
           <w:rFonts w:ascii="Roboto" w:hAnsi="Roboto"/>
           <w:sz w:val="20"/>
@@ -6393,7 +6381,7 @@
     </w:p>
     <w:p>
       <w:pPr>
-        <w:pStyle w:val="Textoindependiente"/>
+        <w:pStyle w:val="BodyText"/>
         <w:spacing w:before="2"/>
         <w:rPr>
           <w:rFonts w:ascii="Roboto" w:hAnsi="Roboto"/>
@@ -6512,7 +6500,7 @@
               <mc:AlternateContent>
                 <mc:Choice Requires="wpg">
                   <w:drawing>
-                    <wp:anchor distT="0" distB="0" distL="114300" distR="114300" simplePos="0" relativeHeight="251658243" behindDoc="1" locked="0" layoutInCell="1" allowOverlap="1" wp14:anchorId="409123DE" wp14:editId="0C7E7B03">
+                    <wp:anchor distT="0" distB="0" distL="114300" distR="114300" simplePos="0" relativeHeight="251658243" behindDoc="1" locked="0" layoutInCell="1" allowOverlap="1" wp14:anchorId="409123DE" wp14:editId="3C4BC260">
                       <wp:simplePos x="0" y="0"/>
                       <wp:positionH relativeFrom="page">
                         <wp:posOffset>94615</wp:posOffset>
@@ -7011,7 +6999,7 @@
     </w:tbl>
     <w:p>
       <w:pPr>
-        <w:pStyle w:val="Textoindependiente"/>
+        <w:pStyle w:val="BodyText"/>
         <w:rPr>
           <w:rFonts w:ascii="Roboto" w:hAnsi="Roboto"/>
           <w:sz w:val="20"/>
@@ -7020,7 +7008,7 @@
     </w:p>
     <w:p>
       <w:pPr>
-        <w:pStyle w:val="Textoindependiente"/>
+        <w:pStyle w:val="BodyText"/>
         <w:spacing w:before="11"/>
         <w:rPr>
           <w:rFonts w:ascii="Roboto" w:hAnsi="Roboto"/>
@@ -7196,7 +7184,7 @@
     </w:p>
     <w:p>
       <w:pPr>
-        <w:pStyle w:val="Ttulo2"/>
+        <w:pStyle w:val="Heading2"/>
         <w:numPr>
           <w:ilvl w:val="0"/>
           <w:numId w:val="35"/>
@@ -7338,7 +7326,7 @@
     </w:p>
     <w:p>
       <w:pPr>
-        <w:pStyle w:val="Ttulo1"/>
+        <w:pStyle w:val="Heading1"/>
         <w:numPr>
           <w:ilvl w:val="0"/>
           <w:numId w:val="8"/>
@@ -7358,7 +7346,7 @@
     </w:p>
     <w:p>
       <w:pPr>
-        <w:pStyle w:val="Ttulo2"/>
+        <w:pStyle w:val="Heading2"/>
         <w:numPr>
           <w:ilvl w:val="1"/>
           <w:numId w:val="21"/>
@@ -7389,7 +7377,7 @@
     </w:p>
     <w:p>
       <w:pPr>
-        <w:pStyle w:val="Prrafodelista"/>
+        <w:pStyle w:val="ListParagraph"/>
         <w:numPr>
           <w:ilvl w:val="0"/>
           <w:numId w:val="24"/>
@@ -7418,7 +7406,7 @@
     </w:p>
     <w:p>
       <w:pPr>
-        <w:pStyle w:val="Prrafodelista"/>
+        <w:pStyle w:val="ListParagraph"/>
         <w:numPr>
           <w:ilvl w:val="0"/>
           <w:numId w:val="24"/>
@@ -7447,7 +7435,7 @@
     </w:p>
     <w:p>
       <w:pPr>
-        <w:pStyle w:val="Prrafodelista"/>
+        <w:pStyle w:val="ListParagraph"/>
         <w:numPr>
           <w:ilvl w:val="0"/>
           <w:numId w:val="24"/>
@@ -7467,7 +7455,7 @@
     </w:p>
     <w:p>
       <w:pPr>
-        <w:pStyle w:val="Ttulo2"/>
+        <w:pStyle w:val="Heading2"/>
         <w:numPr>
           <w:ilvl w:val="1"/>
           <w:numId w:val="21"/>
@@ -8583,7 +8571,7 @@
     </w:p>
     <w:p>
       <w:pPr>
-        <w:pStyle w:val="Descripcin"/>
+        <w:pStyle w:val="Caption"/>
         <w:jc w:val="center"/>
         <w:rPr>
           <w:rFonts w:eastAsia="Cambria" w:cs="Cambria"/>
@@ -8616,7 +8604,7 @@
     </w:p>
     <w:p>
       <w:pPr>
-        <w:pStyle w:val="Ttulo2"/>
+        <w:pStyle w:val="Heading2"/>
         <w:numPr>
           <w:ilvl w:val="1"/>
           <w:numId w:val="21"/>
@@ -8711,7 +8699,7 @@
     </w:p>
     <w:p>
       <w:pPr>
-        <w:pStyle w:val="Ttulo2"/>
+        <w:pStyle w:val="Heading2"/>
         <w:numPr>
           <w:ilvl w:val="1"/>
           <w:numId w:val="21"/>
@@ -8994,7 +8982,7 @@
     </w:p>
     <w:p>
       <w:pPr>
-        <w:pStyle w:val="Ttulo2"/>
+        <w:pStyle w:val="Heading2"/>
         <w:numPr>
           <w:ilvl w:val="1"/>
           <w:numId w:val="21"/>
@@ -9096,7 +9084,7 @@
     </w:p>
     <w:p>
       <w:pPr>
-        <w:pStyle w:val="Ttulo1"/>
+        <w:pStyle w:val="Heading1"/>
         <w:numPr>
           <w:ilvl w:val="0"/>
           <w:numId w:val="8"/>
@@ -9158,7 +9146,7 @@
     </w:p>
     <w:p>
       <w:pPr>
-        <w:pStyle w:val="Ttulo2"/>
+        <w:pStyle w:val="Heading2"/>
         <w:numPr>
           <w:ilvl w:val="1"/>
           <w:numId w:val="6"/>
@@ -9176,7 +9164,7 @@
     </w:p>
     <w:p>
       <w:pPr>
-        <w:pStyle w:val="Ttulo2"/>
+        <w:pStyle w:val="Heading2"/>
         <w:tabs>
           <w:tab w:val="left" w:pos="1894"/>
         </w:tabs>
@@ -9944,7 +9932,7 @@
     </w:p>
     <w:p>
       <w:pPr>
-        <w:pStyle w:val="Textoindependiente"/>
+        <w:pStyle w:val="BodyText"/>
         <w:rPr>
           <w:rFonts w:ascii="Roboto" w:hAnsi="Roboto"/>
         </w:rPr>
@@ -9952,7 +9940,7 @@
     </w:p>
     <w:p>
       <w:pPr>
-        <w:pStyle w:val="Ttulo3"/>
+        <w:pStyle w:val="Heading3"/>
         <w:ind w:left="0"/>
         <w:rPr>
           <w:rFonts w:ascii="Roboto" w:hAnsi="Roboto"/>
@@ -9961,7 +9949,7 @@
     </w:p>
     <w:p>
       <w:pPr>
-        <w:pStyle w:val="Ttulo1"/>
+        <w:pStyle w:val="Heading1"/>
         <w:numPr>
           <w:ilvl w:val="0"/>
           <w:numId w:val="8"/>
@@ -10018,7 +10006,7 @@
     </w:p>
     <w:p>
       <w:pPr>
-        <w:pStyle w:val="Ttulo2"/>
+        <w:pStyle w:val="Heading2"/>
         <w:numPr>
           <w:ilvl w:val="1"/>
           <w:numId w:val="5"/>
@@ -10039,7 +10027,7 @@
     </w:p>
     <w:p>
       <w:pPr>
-        <w:pStyle w:val="Ttulo2"/>
+        <w:pStyle w:val="Heading2"/>
         <w:tabs>
           <w:tab w:val="left" w:pos="1894"/>
         </w:tabs>
@@ -10049,7 +10037,7 @@
     </w:p>
     <w:p>
       <w:pPr>
-        <w:pStyle w:val="Textoindependiente"/>
+        <w:pStyle w:val="BodyText"/>
         <w:spacing w:before="9"/>
         <w:jc w:val="center"/>
         <w:rPr>
@@ -10101,7 +10089,7 @@
     </w:p>
     <w:p>
       <w:pPr>
-        <w:pStyle w:val="Descripcin"/>
+        <w:pStyle w:val="Caption"/>
         <w:jc w:val="center"/>
         <w:rPr>
           <w:iCs w:val="0"/>
@@ -10135,7 +10123,7 @@
     </w:p>
     <w:p>
       <w:pPr>
-        <w:pStyle w:val="Textoindependiente"/>
+        <w:pStyle w:val="BodyText"/>
         <w:spacing w:before="9"/>
         <w:ind w:left="1740"/>
         <w:jc w:val="both"/>
@@ -10315,7 +10303,7 @@
     </w:p>
     <w:p>
       <w:pPr>
-        <w:pStyle w:val="Textoindependiente"/>
+        <w:pStyle w:val="BodyText"/>
         <w:spacing w:before="9"/>
         <w:jc w:val="both"/>
         <w:rPr>
@@ -10326,7 +10314,7 @@
     </w:p>
     <w:p>
       <w:pPr>
-        <w:pStyle w:val="Textoindependiente"/>
+        <w:pStyle w:val="BodyText"/>
         <w:spacing w:before="9"/>
         <w:rPr>
           <w:rFonts w:ascii="Roboto" w:hAnsi="Roboto"/>
@@ -10337,7 +10325,7 @@
     </w:p>
     <w:p>
       <w:pPr>
-        <w:pStyle w:val="Ttulo2"/>
+        <w:pStyle w:val="Heading2"/>
         <w:numPr>
           <w:ilvl w:val="1"/>
           <w:numId w:val="5"/>
@@ -10358,7 +10346,7 @@
     </w:p>
     <w:p>
       <w:pPr>
-        <w:pStyle w:val="Textoindependiente"/>
+        <w:pStyle w:val="BodyText"/>
         <w:rPr>
           <w:rFonts w:ascii="Roboto" w:hAnsi="Roboto"/>
           <w:b/>
@@ -10368,7 +10356,7 @@
     </w:p>
     <w:p>
       <w:pPr>
-        <w:pStyle w:val="Textoindependiente"/>
+        <w:pStyle w:val="BodyText"/>
         <w:spacing w:before="1" w:line="276" w:lineRule="auto"/>
         <w:ind w:left="1822" w:right="1078"/>
         <w:jc w:val="both"/>
@@ -10454,7 +10442,7 @@
     </w:p>
     <w:p>
       <w:pPr>
-        <w:pStyle w:val="Textoindependiente"/>
+        <w:pStyle w:val="BodyText"/>
         <w:spacing w:before="1" w:line="276" w:lineRule="auto"/>
         <w:ind w:right="1078"/>
         <w:jc w:val="both"/>
@@ -10465,7 +10453,7 @@
     </w:p>
     <w:p>
       <w:pPr>
-        <w:pStyle w:val="Textoindependiente"/>
+        <w:pStyle w:val="BodyText"/>
         <w:spacing w:before="10"/>
         <w:ind w:left="1520" w:firstLine="302"/>
         <w:rPr>
@@ -10487,7 +10475,7 @@
     </w:p>
     <w:p>
       <w:pPr>
-        <w:pStyle w:val="Textoindependiente"/>
+        <w:pStyle w:val="BodyText"/>
         <w:spacing w:before="10"/>
         <w:ind w:left="2124"/>
         <w:rPr>
@@ -10509,7 +10497,7 @@
     </w:p>
     <w:p>
       <w:pPr>
-        <w:pStyle w:val="Textoindependiente"/>
+        <w:pStyle w:val="BodyText"/>
         <w:spacing w:before="10"/>
         <w:ind w:left="2844"/>
         <w:rPr>
@@ -10520,7 +10508,7 @@
     </w:p>
     <w:p>
       <w:pPr>
-        <w:pStyle w:val="Textoindependiente"/>
+        <w:pStyle w:val="BodyText"/>
         <w:numPr>
           <w:ilvl w:val="0"/>
           <w:numId w:val="39"/>
@@ -10564,44 +10552,28 @@
           <w:rFonts w:ascii="Roboto" w:eastAsia="Cambria" w:hAnsi="Roboto" w:cs="Cambria"/>
           <w:lang w:val="es-CO"/>
         </w:rPr>
-        <w:t xml:space="preserve"> (2</w:t>
-      </w:r>
-      <w:proofErr w:type="gramStart"/>
+        <w:t xml:space="preserve"> (2×[100,50], </w:t>
+      </w:r>
+      <w:proofErr w:type="spellStart"/>
       <w:r>
         <w:rPr>
           <w:rFonts w:ascii="Roboto" w:eastAsia="Cambria" w:hAnsi="Roboto" w:cs="Cambria"/>
           <w:lang w:val="es-CO"/>
         </w:rPr>
-        <w:t>×[</w:t>
-      </w:r>
-      <w:proofErr w:type="gramEnd"/>
+        <w:t>ReLU</w:t>
+      </w:r>
+      <w:proofErr w:type="spellEnd"/>
       <w:r>
         <w:rPr>
           <w:rFonts w:ascii="Roboto" w:eastAsia="Cambria" w:hAnsi="Roboto" w:cs="Cambria"/>
           <w:lang w:val="es-CO"/>
         </w:rPr>
-        <w:t xml:space="preserve">100,50], </w:t>
-      </w:r>
-      <w:proofErr w:type="spellStart"/>
-      <w:r>
-        <w:rPr>
-          <w:rFonts w:ascii="Roboto" w:eastAsia="Cambria" w:hAnsi="Roboto" w:cs="Cambria"/>
-          <w:lang w:val="es-CO"/>
-        </w:rPr>
-        <w:t>ReLU</w:t>
-      </w:r>
-      <w:proofErr w:type="spellEnd"/>
-      <w:r>
-        <w:rPr>
-          <w:rFonts w:ascii="Roboto" w:eastAsia="Cambria" w:hAnsi="Roboto" w:cs="Cambria"/>
-          <w:lang w:val="es-CO"/>
-        </w:rPr>
         <w:t>, Adam), con filtrado pasa-bajas a [5] Hz + estándar z-score].</w:t>
       </w:r>
     </w:p>
     <w:p>
       <w:pPr>
-        <w:pStyle w:val="Textoindependiente"/>
+        <w:pStyle w:val="BodyText"/>
         <w:spacing w:before="10"/>
         <w:ind w:left="2844"/>
         <w:rPr>
@@ -10612,7 +10584,7 @@
     </w:p>
     <w:p>
       <w:pPr>
-        <w:pStyle w:val="Textoindependiente"/>
+        <w:pStyle w:val="BodyText"/>
         <w:numPr>
           <w:ilvl w:val="0"/>
           <w:numId w:val="39"/>
@@ -10645,7 +10617,7 @@
     </w:p>
     <w:p>
       <w:pPr>
-        <w:pStyle w:val="Textoindependiente"/>
+        <w:pStyle w:val="BodyText"/>
         <w:spacing w:before="10"/>
         <w:rPr>
           <w:rFonts w:ascii="Roboto" w:eastAsia="Cambria" w:hAnsi="Roboto" w:cs="Cambria"/>
@@ -10655,7 +10627,7 @@
     </w:p>
     <w:p>
       <w:pPr>
-        <w:pStyle w:val="Textoindependiente"/>
+        <w:pStyle w:val="BodyText"/>
         <w:spacing w:before="10"/>
         <w:ind w:left="2844"/>
         <w:rPr>
@@ -10666,7 +10638,7 @@
     </w:p>
     <w:p>
       <w:pPr>
-        <w:pStyle w:val="Textoindependiente"/>
+        <w:pStyle w:val="BodyText"/>
         <w:spacing w:before="10"/>
         <w:ind w:left="2124"/>
         <w:rPr>
@@ -10688,7 +10660,7 @@
     </w:p>
     <w:p>
       <w:pPr>
-        <w:pStyle w:val="Textoindependiente"/>
+        <w:pStyle w:val="BodyText"/>
         <w:spacing w:before="10"/>
         <w:ind w:left="2124"/>
         <w:rPr>
@@ -10699,7 +10671,7 @@
     </w:p>
     <w:p>
       <w:pPr>
-        <w:pStyle w:val="Textoindependiente"/>
+        <w:pStyle w:val="BodyText"/>
         <w:spacing w:before="10"/>
         <w:ind w:left="2124"/>
         <w:rPr>
@@ -10710,7 +10682,7 @@
     </w:p>
     <w:tbl>
       <w:tblPr>
-        <w:tblStyle w:val="Tablaconcuadrcula"/>
+        <w:tblStyle w:val="TableGrid"/>
         <w:tblW w:w="0" w:type="auto"/>
         <w:jc w:val="center"/>
         <w:tblLook w:val="04A0" w:firstRow="1" w:lastRow="0" w:firstColumn="1" w:lastColumn="0" w:noHBand="0" w:noVBand="1"/>
@@ -10731,7 +10703,7 @@
           </w:tcPr>
           <w:p>
             <w:pPr>
-              <w:pStyle w:val="Textoindependiente"/>
+              <w:pStyle w:val="BodyText"/>
               <w:spacing w:before="10"/>
               <w:jc w:val="center"/>
               <w:rPr>
@@ -10759,7 +10731,7 @@
           </w:tcPr>
           <w:p>
             <w:pPr>
-              <w:pStyle w:val="Textoindependiente"/>
+              <w:pStyle w:val="BodyText"/>
               <w:spacing w:before="10"/>
               <w:jc w:val="center"/>
               <w:rPr>
@@ -10787,7 +10759,7 @@
           </w:tcPr>
           <w:p>
             <w:pPr>
-              <w:pStyle w:val="Textoindependiente"/>
+              <w:pStyle w:val="BodyText"/>
               <w:spacing w:before="10"/>
               <w:jc w:val="center"/>
               <w:rPr>
@@ -10820,7 +10792,7 @@
           </w:tcPr>
           <w:p>
             <w:pPr>
-              <w:pStyle w:val="Textoindependiente"/>
+              <w:pStyle w:val="BodyText"/>
               <w:spacing w:before="10"/>
               <w:jc w:val="center"/>
               <w:rPr>
@@ -10844,7 +10816,7 @@
           </w:tcPr>
           <w:p>
             <w:pPr>
-              <w:pStyle w:val="Textoindependiente"/>
+              <w:pStyle w:val="BodyText"/>
               <w:spacing w:before="10"/>
               <w:jc w:val="center"/>
               <w:rPr>
@@ -10868,7 +10840,7 @@
           </w:tcPr>
           <w:p>
             <w:pPr>
-              <w:pStyle w:val="Textoindependiente"/>
+              <w:pStyle w:val="BodyText"/>
               <w:spacing w:before="10"/>
               <w:jc w:val="center"/>
               <w:rPr>
@@ -10897,7 +10869,7 @@
           </w:tcPr>
           <w:p>
             <w:pPr>
-              <w:pStyle w:val="Textoindependiente"/>
+              <w:pStyle w:val="BodyText"/>
               <w:spacing w:before="10"/>
               <w:jc w:val="center"/>
               <w:rPr>
@@ -10921,7 +10893,7 @@
           </w:tcPr>
           <w:p>
             <w:pPr>
-              <w:pStyle w:val="Textoindependiente"/>
+              <w:pStyle w:val="BodyText"/>
               <w:spacing w:before="10"/>
               <w:jc w:val="center"/>
               <w:rPr>
@@ -10945,7 +10917,7 @@
           </w:tcPr>
           <w:p>
             <w:pPr>
-              <w:pStyle w:val="Textoindependiente"/>
+              <w:pStyle w:val="BodyText"/>
               <w:spacing w:before="10"/>
               <w:jc w:val="center"/>
               <w:rPr>
@@ -10974,7 +10946,7 @@
           </w:tcPr>
           <w:p>
             <w:pPr>
-              <w:pStyle w:val="Textoindependiente"/>
+              <w:pStyle w:val="BodyText"/>
               <w:spacing w:before="10"/>
               <w:jc w:val="center"/>
               <w:rPr>
@@ -10998,7 +10970,7 @@
           </w:tcPr>
           <w:p>
             <w:pPr>
-              <w:pStyle w:val="Textoindependiente"/>
+              <w:pStyle w:val="BodyText"/>
               <w:spacing w:before="10"/>
               <w:jc w:val="center"/>
               <w:rPr>
@@ -11022,7 +10994,7 @@
           </w:tcPr>
           <w:p>
             <w:pPr>
-              <w:pStyle w:val="Textoindependiente"/>
+              <w:pStyle w:val="BodyText"/>
               <w:spacing w:before="10"/>
               <w:jc w:val="center"/>
               <w:rPr>
@@ -11051,7 +11023,7 @@
           </w:tcPr>
           <w:p>
             <w:pPr>
-              <w:pStyle w:val="Textoindependiente"/>
+              <w:pStyle w:val="BodyText"/>
               <w:spacing w:before="10"/>
               <w:jc w:val="center"/>
               <w:rPr>
@@ -11084,7 +11056,7 @@
           </w:tcPr>
           <w:p>
             <w:pPr>
-              <w:pStyle w:val="Textoindependiente"/>
+              <w:pStyle w:val="BodyText"/>
               <w:spacing w:before="10"/>
               <w:jc w:val="center"/>
               <w:rPr>
@@ -11108,7 +11080,7 @@
           </w:tcPr>
           <w:p>
             <w:pPr>
-              <w:pStyle w:val="Textoindependiente"/>
+              <w:pStyle w:val="BodyText"/>
               <w:spacing w:before="10"/>
               <w:jc w:val="center"/>
               <w:rPr>
@@ -11137,7 +11109,7 @@
           </w:tcPr>
           <w:p>
             <w:pPr>
-              <w:pStyle w:val="Textoindependiente"/>
+              <w:pStyle w:val="BodyText"/>
               <w:spacing w:before="10"/>
               <w:jc w:val="center"/>
               <w:rPr>
@@ -11161,7 +11133,7 @@
           </w:tcPr>
           <w:p>
             <w:pPr>
-              <w:pStyle w:val="Textoindependiente"/>
+              <w:pStyle w:val="BodyText"/>
               <w:spacing w:before="10"/>
               <w:jc w:val="center"/>
               <w:rPr>
@@ -11185,7 +11157,7 @@
           </w:tcPr>
           <w:p>
             <w:pPr>
-              <w:pStyle w:val="Textoindependiente"/>
+              <w:pStyle w:val="BodyText"/>
               <w:spacing w:before="10"/>
               <w:jc w:val="center"/>
               <w:rPr>
@@ -11214,7 +11186,7 @@
           </w:tcPr>
           <w:p>
             <w:pPr>
-              <w:pStyle w:val="Textoindependiente"/>
+              <w:pStyle w:val="BodyText"/>
               <w:spacing w:before="10"/>
               <w:rPr>
                 <w:rFonts w:ascii="Roboto" w:eastAsia="Cambria" w:hAnsi="Roboto" w:cs="Cambria"/>
@@ -11237,7 +11209,7 @@
           </w:tcPr>
           <w:p>
             <w:pPr>
-              <w:pStyle w:val="Textoindependiente"/>
+              <w:pStyle w:val="BodyText"/>
               <w:spacing w:before="10"/>
               <w:rPr>
                 <w:rFonts w:ascii="Roboto" w:eastAsia="Cambria" w:hAnsi="Roboto" w:cs="Cambria"/>
@@ -11260,7 +11232,7 @@
           </w:tcPr>
           <w:p>
             <w:pPr>
-              <w:pStyle w:val="Textoindependiente"/>
+              <w:pStyle w:val="BodyText"/>
               <w:spacing w:before="10"/>
               <w:rPr>
                 <w:rFonts w:ascii="Roboto" w:eastAsia="Cambria" w:hAnsi="Roboto" w:cs="Cambria"/>
@@ -11280,7 +11252,7 @@
     </w:tbl>
     <w:p>
       <w:pPr>
-        <w:pStyle w:val="Textoindependiente"/>
+        <w:pStyle w:val="BodyText"/>
         <w:spacing w:before="10"/>
         <w:ind w:left="2124"/>
         <w:rPr>
@@ -11291,7 +11263,7 @@
     </w:p>
     <w:p>
       <w:pPr>
-        <w:pStyle w:val="Textoindependiente"/>
+        <w:pStyle w:val="BodyText"/>
         <w:spacing w:before="10"/>
         <w:ind w:left="2124"/>
         <w:rPr>
@@ -11351,7 +11323,7 @@
     </w:p>
     <w:p>
       <w:pPr>
-        <w:pStyle w:val="Textoindependiente"/>
+        <w:pStyle w:val="BodyText"/>
         <w:spacing w:before="10"/>
         <w:ind w:left="2124"/>
         <w:rPr>
@@ -11364,7 +11336,7 @@
     </w:p>
     <w:p>
       <w:pPr>
-        <w:pStyle w:val="Textoindependiente"/>
+        <w:pStyle w:val="BodyText"/>
         <w:spacing w:before="10"/>
         <w:ind w:left="2124"/>
         <w:rPr>
@@ -11386,7 +11358,7 @@
     </w:p>
     <w:p>
       <w:pPr>
-        <w:pStyle w:val="Textoindependiente"/>
+        <w:pStyle w:val="BodyText"/>
         <w:spacing w:before="10"/>
         <w:ind w:left="2124"/>
         <w:rPr>
@@ -11399,7 +11371,7 @@
     </w:p>
     <w:p>
       <w:pPr>
-        <w:pStyle w:val="Textoindependiente"/>
+        <w:pStyle w:val="BodyText"/>
         <w:numPr>
           <w:ilvl w:val="0"/>
           <w:numId w:val="16"/>
@@ -11434,7 +11406,7 @@
     </w:p>
     <w:p>
       <w:pPr>
-        <w:pStyle w:val="Textoindependiente"/>
+        <w:pStyle w:val="BodyText"/>
         <w:numPr>
           <w:ilvl w:val="0"/>
           <w:numId w:val="16"/>
@@ -11469,7 +11441,7 @@
     </w:p>
     <w:p>
       <w:pPr>
-        <w:pStyle w:val="Textoindependiente"/>
+        <w:pStyle w:val="BodyText"/>
         <w:numPr>
           <w:ilvl w:val="0"/>
           <w:numId w:val="16"/>
@@ -11511,7 +11483,7 @@
     </w:p>
     <w:p>
       <w:pPr>
-        <w:pStyle w:val="Textoindependiente"/>
+        <w:pStyle w:val="BodyText"/>
         <w:spacing w:before="10"/>
         <w:ind w:left="2124"/>
         <w:rPr>
@@ -11524,7 +11496,7 @@
     </w:p>
     <w:p>
       <w:pPr>
-        <w:pStyle w:val="Textoindependiente"/>
+        <w:pStyle w:val="BodyText"/>
         <w:spacing w:before="10"/>
         <w:ind w:left="2124"/>
         <w:rPr>
@@ -11546,7 +11518,7 @@
     </w:p>
     <w:p>
       <w:pPr>
-        <w:pStyle w:val="Textoindependiente"/>
+        <w:pStyle w:val="BodyText"/>
         <w:spacing w:before="10"/>
         <w:ind w:left="2124"/>
         <w:rPr>
@@ -11557,7 +11529,7 @@
     </w:p>
     <w:p>
       <w:pPr>
-        <w:pStyle w:val="Textoindependiente"/>
+        <w:pStyle w:val="BodyText"/>
         <w:spacing w:before="10"/>
         <w:ind w:left="2124"/>
         <w:rPr>
@@ -11617,7 +11589,7 @@
     </w:p>
     <w:p>
       <w:pPr>
-        <w:pStyle w:val="Textoindependiente"/>
+        <w:pStyle w:val="BodyText"/>
         <w:numPr>
           <w:ilvl w:val="0"/>
           <w:numId w:val="40"/>
@@ -11675,7 +11647,7 @@
     </w:p>
     <w:p>
       <w:pPr>
-        <w:pStyle w:val="Textoindependiente"/>
+        <w:pStyle w:val="BodyText"/>
         <w:numPr>
           <w:ilvl w:val="0"/>
           <w:numId w:val="40"/>
@@ -11729,7 +11701,7 @@
     </w:p>
     <w:p>
       <w:pPr>
-        <w:pStyle w:val="Textoindependiente"/>
+        <w:pStyle w:val="BodyText"/>
         <w:numPr>
           <w:ilvl w:val="0"/>
           <w:numId w:val="40"/>
@@ -11762,7 +11734,7 @@
     </w:p>
     <w:p>
       <w:pPr>
-        <w:pStyle w:val="Textoindependiente"/>
+        <w:pStyle w:val="BodyText"/>
         <w:numPr>
           <w:ilvl w:val="3"/>
           <w:numId w:val="40"/>
@@ -11822,7 +11794,7 @@
     </w:p>
     <w:p>
       <w:pPr>
-        <w:pStyle w:val="Textoindependiente"/>
+        <w:pStyle w:val="BodyText"/>
         <w:numPr>
           <w:ilvl w:val="3"/>
           <w:numId w:val="40"/>
@@ -11850,7 +11822,7 @@
     </w:p>
     <w:p>
       <w:pPr>
-        <w:pStyle w:val="Textoindependiente"/>
+        <w:pStyle w:val="BodyText"/>
         <w:spacing w:before="10"/>
         <w:ind w:left="2124"/>
         <w:rPr>
@@ -11863,7 +11835,7 @@
     </w:p>
     <w:p>
       <w:pPr>
-        <w:pStyle w:val="Textoindependiente"/>
+        <w:pStyle w:val="BodyText"/>
         <w:spacing w:before="10"/>
         <w:ind w:left="2124"/>
         <w:rPr>
@@ -11885,7 +11857,7 @@
     </w:p>
     <w:p>
       <w:pPr>
-        <w:pStyle w:val="Textoindependiente"/>
+        <w:pStyle w:val="BodyText"/>
         <w:spacing w:before="10"/>
         <w:ind w:left="2124"/>
         <w:rPr>
@@ -11898,7 +11870,7 @@
     </w:p>
     <w:p>
       <w:pPr>
-        <w:pStyle w:val="Textoindependiente"/>
+        <w:pStyle w:val="BodyText"/>
         <w:spacing w:before="10"/>
         <w:ind w:left="2124"/>
         <w:rPr>
@@ -11939,105 +11911,89 @@
           <w:rFonts w:ascii="Roboto" w:hAnsi="Roboto" w:cs="Cambria"/>
           <w:lang w:val="es-CO"/>
         </w:rPr>
-        <w:t>F1-macro = [</w:t>
-      </w:r>
-      <w:proofErr w:type="gramStart"/>
+        <w:t>F1-macro = [0.XX]</w:t>
+      </w:r>
+      <w:r>
+        <w:rPr>
+          <w:rFonts w:ascii="Roboto" w:eastAsia="Cambria" w:hAnsi="Roboto" w:cs="Cambria"/>
+          <w:lang w:val="es-CO"/>
+        </w:rPr>
+        <w:t xml:space="preserve"> y </w:t>
+      </w:r>
       <w:r>
         <w:rPr>
           <w:rFonts w:ascii="Roboto" w:hAnsi="Roboto" w:cs="Cambria"/>
           <w:lang w:val="es-CO"/>
         </w:rPr>
-        <w:t>0.XX</w:t>
-      </w:r>
-      <w:proofErr w:type="gramEnd"/>
+        <w:t>accuracy = [0.XX]</w:t>
+      </w:r>
+      <w:r>
+        <w:rPr>
+          <w:rFonts w:ascii="Roboto" w:eastAsia="Cambria" w:hAnsi="Roboto" w:cs="Cambria"/>
+          <w:lang w:val="es-CO"/>
+        </w:rPr>
+        <w:t xml:space="preserve">, cumpliendo el umbral de </w:t>
+      </w:r>
       <w:r>
         <w:rPr>
           <w:rFonts w:ascii="Roboto" w:hAnsi="Roboto" w:cs="Cambria"/>
           <w:lang w:val="es-CO"/>
         </w:rPr>
-        <w:t>]</w:t>
+        <w:t>80%</w:t>
       </w:r>
       <w:r>
         <w:rPr>
           <w:rFonts w:ascii="Roboto" w:eastAsia="Cambria" w:hAnsi="Roboto" w:cs="Cambria"/>
           <w:lang w:val="es-CO"/>
         </w:rPr>
-        <w:t xml:space="preserve"> y </w:t>
+        <w:t xml:space="preserve"> en la secuencia de validación (</w:t>
       </w:r>
       <w:r>
         <w:rPr>
           <w:rFonts w:ascii="Roboto" w:hAnsi="Roboto" w:cs="Cambria"/>
           <w:lang w:val="es-CO"/>
         </w:rPr>
-        <w:t>accuracy = [0.XX]</w:t>
+        <w:t>[XX%]</w:t>
       </w:r>
       <w:r>
         <w:rPr>
           <w:rFonts w:ascii="Roboto" w:eastAsia="Cambria" w:hAnsi="Roboto" w:cs="Cambria"/>
           <w:lang w:val="es-CO"/>
         </w:rPr>
-        <w:t xml:space="preserve">, cumpliendo el umbral de </w:t>
+        <w:t xml:space="preserve">). Las principales confusiones se observan entre </w:t>
       </w:r>
       <w:r>
         <w:rPr>
           <w:rFonts w:ascii="Roboto" w:hAnsi="Roboto" w:cs="Cambria"/>
           <w:lang w:val="es-CO"/>
         </w:rPr>
-        <w:t>80%</w:t>
+        <w:t>[clases]</w:t>
       </w:r>
       <w:r>
         <w:rPr>
           <w:rFonts w:ascii="Roboto" w:eastAsia="Cambria" w:hAnsi="Roboto" w:cs="Cambria"/>
           <w:lang w:val="es-CO"/>
         </w:rPr>
-        <w:t xml:space="preserve"> en la secuencia de validación (</w:t>
+        <w:t xml:space="preserve">, atribuibles a </w:t>
       </w:r>
       <w:r>
         <w:rPr>
           <w:rFonts w:ascii="Roboto" w:hAnsi="Roboto" w:cs="Cambria"/>
           <w:lang w:val="es-CO"/>
         </w:rPr>
-        <w:t>[XX%]</w:t>
+        <w:t>[razón breve]</w:t>
       </w:r>
       <w:r>
         <w:rPr>
           <w:rFonts w:ascii="Roboto" w:eastAsia="Cambria" w:hAnsi="Roboto" w:cs="Cambria"/>
           <w:lang w:val="es-CO"/>
         </w:rPr>
-        <w:t xml:space="preserve">). Las principales confusiones se observan entre </w:t>
-      </w:r>
-      <w:r>
-        <w:rPr>
-          <w:rFonts w:ascii="Roboto" w:hAnsi="Roboto" w:cs="Cambria"/>
-          <w:lang w:val="es-CO"/>
-        </w:rPr>
-        <w:t>[clases]</w:t>
-      </w:r>
-      <w:r>
-        <w:rPr>
-          <w:rFonts w:ascii="Roboto" w:eastAsia="Cambria" w:hAnsi="Roboto" w:cs="Cambria"/>
-          <w:lang w:val="es-CO"/>
-        </w:rPr>
-        <w:t xml:space="preserve">, atribuibles a </w:t>
-      </w:r>
-      <w:r>
-        <w:rPr>
-          <w:rFonts w:ascii="Roboto" w:hAnsi="Roboto" w:cs="Cambria"/>
-          <w:lang w:val="es-CO"/>
-        </w:rPr>
-        <w:t>[razón breve]</w:t>
-      </w:r>
-      <w:r>
-        <w:rPr>
-          <w:rFonts w:ascii="Roboto" w:eastAsia="Cambria" w:hAnsi="Roboto" w:cs="Cambria"/>
-          <w:lang w:val="es-CO"/>
-        </w:rPr>
         <w:t>.</w:t>
       </w:r>
     </w:p>
     <w:p>
       <w:pPr>
-        <w:pStyle w:val="Textoindependiente"/>
+        <w:pStyle w:val="BodyText"/>
         <w:spacing w:before="10"/>
         <w:ind w:left="1416"/>
         <w:rPr>
@@ -12048,7 +12004,7 @@
     </w:p>
     <w:p>
       <w:pPr>
-        <w:pStyle w:val="Textoindependiente"/>
+        <w:pStyle w:val="BodyText"/>
         <w:spacing w:before="10"/>
         <w:ind w:left="1416"/>
         <w:rPr>
@@ -12070,7 +12026,7 @@
     </w:p>
     <w:p>
       <w:pPr>
-        <w:pStyle w:val="Textoindependiente"/>
+        <w:pStyle w:val="BodyText"/>
         <w:numPr>
           <w:ilvl w:val="0"/>
           <w:numId w:val="41"/>
@@ -12100,7 +12056,7 @@
     </w:p>
     <w:p>
       <w:pPr>
-        <w:pStyle w:val="Textoindependiente"/>
+        <w:pStyle w:val="BodyText"/>
         <w:spacing w:before="10"/>
         <w:ind w:left="2880"/>
         <w:rPr>
@@ -12111,7 +12067,7 @@
     </w:p>
     <w:p>
       <w:pPr>
-        <w:pStyle w:val="Textoindependiente"/>
+        <w:pStyle w:val="BodyText"/>
         <w:numPr>
           <w:ilvl w:val="3"/>
           <w:numId w:val="44"/>
@@ -12199,7 +12155,7 @@
     </w:p>
     <w:p>
       <w:pPr>
-        <w:pStyle w:val="Textoindependiente"/>
+        <w:pStyle w:val="BodyText"/>
         <w:numPr>
           <w:ilvl w:val="3"/>
           <w:numId w:val="44"/>
@@ -12241,7 +12197,7 @@
     </w:p>
     <w:p>
       <w:pPr>
-        <w:pStyle w:val="Textoindependiente"/>
+        <w:pStyle w:val="BodyText"/>
         <w:spacing w:before="10"/>
         <w:ind w:left="2880"/>
         <w:rPr>
@@ -12252,7 +12208,7 @@
     </w:p>
     <w:p>
       <w:pPr>
-        <w:pStyle w:val="Textoindependiente"/>
+        <w:pStyle w:val="BodyText"/>
         <w:numPr>
           <w:ilvl w:val="0"/>
           <w:numId w:val="41"/>
@@ -12282,7 +12238,7 @@
     </w:p>
     <w:p>
       <w:pPr>
-        <w:pStyle w:val="Textoindependiente"/>
+        <w:pStyle w:val="BodyText"/>
         <w:spacing w:before="10"/>
         <w:ind w:left="2856"/>
         <w:rPr>
@@ -12295,7 +12251,7 @@
     </w:p>
     <w:p>
       <w:pPr>
-        <w:pStyle w:val="Textoindependiente"/>
+        <w:pStyle w:val="BodyText"/>
         <w:numPr>
           <w:ilvl w:val="0"/>
           <w:numId w:val="43"/>
@@ -12360,7 +12316,7 @@
     </w:p>
     <w:p>
       <w:pPr>
-        <w:pStyle w:val="Textoindependiente"/>
+        <w:pStyle w:val="BodyText"/>
         <w:numPr>
           <w:ilvl w:val="0"/>
           <w:numId w:val="43"/>
@@ -12567,7 +12523,7 @@
     </w:p>
     <w:p>
       <w:pPr>
-        <w:pStyle w:val="Textoindependiente"/>
+        <w:pStyle w:val="BodyText"/>
         <w:spacing w:before="10"/>
         <w:ind w:left="2136"/>
         <w:rPr>
@@ -12578,7 +12534,7 @@
     </w:p>
     <w:p>
       <w:pPr>
-        <w:pStyle w:val="Textoindependiente"/>
+        <w:pStyle w:val="BodyText"/>
         <w:numPr>
           <w:ilvl w:val="0"/>
           <w:numId w:val="41"/>
@@ -12608,7 +12564,7 @@
     </w:p>
     <w:p>
       <w:pPr>
-        <w:pStyle w:val="Textoindependiente"/>
+        <w:pStyle w:val="BodyText"/>
         <w:spacing w:before="10"/>
         <w:ind w:left="2136"/>
         <w:rPr>
@@ -12621,7 +12577,7 @@
     </w:p>
     <w:p>
       <w:pPr>
-        <w:pStyle w:val="Textoindependiente"/>
+        <w:pStyle w:val="BodyText"/>
         <w:numPr>
           <w:ilvl w:val="3"/>
           <w:numId w:val="46"/>
@@ -12744,7 +12700,7 @@
     </w:p>
     <w:p>
       <w:pPr>
-        <w:pStyle w:val="Textoindependiente"/>
+        <w:pStyle w:val="BodyText"/>
         <w:numPr>
           <w:ilvl w:val="3"/>
           <w:numId w:val="46"/>
@@ -12811,7 +12767,7 @@
     </w:p>
     <w:p>
       <w:pPr>
-        <w:pStyle w:val="Textoindependiente"/>
+        <w:pStyle w:val="BodyText"/>
         <w:numPr>
           <w:ilvl w:val="3"/>
           <w:numId w:val="46"/>
@@ -12876,7 +12832,7 @@
     </w:p>
     <w:p>
       <w:pPr>
-        <w:pStyle w:val="Textoindependiente"/>
+        <w:pStyle w:val="BodyText"/>
         <w:spacing w:before="10"/>
         <w:ind w:left="2856"/>
         <w:rPr>
@@ -12887,7 +12843,7 @@
     </w:p>
     <w:p>
       <w:pPr>
-        <w:pStyle w:val="Textoindependiente"/>
+        <w:pStyle w:val="BodyText"/>
         <w:numPr>
           <w:ilvl w:val="0"/>
           <w:numId w:val="41"/>
@@ -12917,7 +12873,7 @@
     </w:p>
     <w:p>
       <w:pPr>
-        <w:pStyle w:val="Textoindependiente"/>
+        <w:pStyle w:val="BodyText"/>
         <w:spacing w:before="10"/>
         <w:ind w:left="2136"/>
         <w:rPr>
@@ -12930,7 +12886,7 @@
     </w:p>
     <w:p>
       <w:pPr>
-        <w:pStyle w:val="Textoindependiente"/>
+        <w:pStyle w:val="BodyText"/>
         <w:numPr>
           <w:ilvl w:val="3"/>
           <w:numId w:val="47"/>
@@ -12979,7 +12935,7 @@
     </w:p>
     <w:p>
       <w:pPr>
-        <w:pStyle w:val="Textoindependiente"/>
+        <w:pStyle w:val="BodyText"/>
         <w:numPr>
           <w:ilvl w:val="3"/>
           <w:numId w:val="47"/>
@@ -13030,7 +12986,7 @@
     </w:p>
     <w:p>
       <w:pPr>
-        <w:pStyle w:val="Textoindependiente"/>
+        <w:pStyle w:val="BodyText"/>
         <w:numPr>
           <w:ilvl w:val="3"/>
           <w:numId w:val="47"/>
@@ -13095,7 +13051,7 @@
     </w:p>
     <w:p>
       <w:pPr>
-        <w:pStyle w:val="Textoindependiente"/>
+        <w:pStyle w:val="BodyText"/>
         <w:spacing w:before="10"/>
         <w:ind w:left="2856"/>
         <w:rPr>
@@ -13106,7 +13062,7 @@
     </w:p>
     <w:p>
       <w:pPr>
-        <w:pStyle w:val="Textoindependiente"/>
+        <w:pStyle w:val="BodyText"/>
         <w:numPr>
           <w:ilvl w:val="0"/>
           <w:numId w:val="41"/>
@@ -13156,7 +13112,7 @@
     </w:p>
     <w:p>
       <w:pPr>
-        <w:pStyle w:val="Textoindependiente"/>
+        <w:pStyle w:val="BodyText"/>
         <w:spacing w:before="10"/>
         <w:ind w:left="2136"/>
         <w:rPr>
@@ -13169,7 +13125,7 @@
     </w:p>
     <w:p>
       <w:pPr>
-        <w:pStyle w:val="Textoindependiente"/>
+        <w:pStyle w:val="BodyText"/>
         <w:numPr>
           <w:ilvl w:val="3"/>
           <w:numId w:val="48"/>
@@ -13260,7 +13216,7 @@
     </w:p>
     <w:p>
       <w:pPr>
-        <w:pStyle w:val="Textoindependiente"/>
+        <w:pStyle w:val="BodyText"/>
         <w:numPr>
           <w:ilvl w:val="3"/>
           <w:numId w:val="48"/>
@@ -13309,7 +13265,7 @@
     </w:p>
     <w:p>
       <w:pPr>
-        <w:pStyle w:val="Textoindependiente"/>
+        <w:pStyle w:val="BodyText"/>
         <w:numPr>
           <w:ilvl w:val="3"/>
           <w:numId w:val="48"/>
@@ -13360,7 +13316,7 @@
     </w:p>
     <w:p>
       <w:pPr>
-        <w:pStyle w:val="Textoindependiente"/>
+        <w:pStyle w:val="BodyText"/>
         <w:spacing w:before="10"/>
         <w:ind w:left="2856"/>
         <w:rPr>
@@ -13371,7 +13327,7 @@
     </w:p>
     <w:p>
       <w:pPr>
-        <w:pStyle w:val="Textoindependiente"/>
+        <w:pStyle w:val="BodyText"/>
         <w:numPr>
           <w:ilvl w:val="0"/>
           <w:numId w:val="41"/>
@@ -13401,7 +13357,7 @@
     </w:p>
     <w:p>
       <w:pPr>
-        <w:pStyle w:val="Textoindependiente"/>
+        <w:pStyle w:val="BodyText"/>
         <w:spacing w:before="10"/>
         <w:ind w:left="2136"/>
         <w:rPr>
@@ -13414,7 +13370,7 @@
     </w:p>
     <w:p>
       <w:pPr>
-        <w:pStyle w:val="Textoindependiente"/>
+        <w:pStyle w:val="BodyText"/>
         <w:numPr>
           <w:ilvl w:val="3"/>
           <w:numId w:val="49"/>
@@ -13463,7 +13419,7 @@
     </w:p>
     <w:p>
       <w:pPr>
-        <w:pStyle w:val="Textoindependiente"/>
+        <w:pStyle w:val="BodyText"/>
         <w:numPr>
           <w:ilvl w:val="3"/>
           <w:numId w:val="49"/>
@@ -13512,7 +13468,7 @@
     </w:p>
     <w:p>
       <w:pPr>
-        <w:pStyle w:val="Textoindependiente"/>
+        <w:pStyle w:val="BodyText"/>
         <w:numPr>
           <w:ilvl w:val="3"/>
           <w:numId w:val="49"/>
@@ -13547,7 +13503,7 @@
     </w:p>
     <w:p>
       <w:pPr>
-        <w:pStyle w:val="Textoindependiente"/>
+        <w:pStyle w:val="BodyText"/>
         <w:spacing w:before="10"/>
         <w:ind w:left="2160"/>
         <w:rPr>
@@ -13558,7 +13514,7 @@
     </w:p>
     <w:p>
       <w:pPr>
-        <w:pStyle w:val="Textoindependiente"/>
+        <w:pStyle w:val="BodyText"/>
         <w:numPr>
           <w:ilvl w:val="0"/>
           <w:numId w:val="41"/>
@@ -13588,7 +13544,7 @@
     </w:p>
     <w:p>
       <w:pPr>
-        <w:pStyle w:val="Textoindependiente"/>
+        <w:pStyle w:val="BodyText"/>
         <w:spacing w:before="10"/>
         <w:ind w:left="2136"/>
         <w:rPr>
@@ -13601,7 +13557,7 @@
     </w:p>
     <w:p>
       <w:pPr>
-        <w:pStyle w:val="Textoindependiente"/>
+        <w:pStyle w:val="BodyText"/>
         <w:numPr>
           <w:ilvl w:val="3"/>
           <w:numId w:val="50"/>
@@ -13636,7 +13592,7 @@
     </w:p>
     <w:p>
       <w:pPr>
-        <w:pStyle w:val="Textoindependiente"/>
+        <w:pStyle w:val="BodyText"/>
         <w:numPr>
           <w:ilvl w:val="3"/>
           <w:numId w:val="50"/>
@@ -13671,7 +13627,7 @@
     </w:p>
     <w:p>
       <w:pPr>
-        <w:pStyle w:val="Textoindependiente"/>
+        <w:pStyle w:val="BodyText"/>
         <w:numPr>
           <w:ilvl w:val="3"/>
           <w:numId w:val="50"/>
@@ -13766,7 +13722,7 @@
     </w:p>
     <w:p>
       <w:pPr>
-        <w:pStyle w:val="Textoindependiente"/>
+        <w:pStyle w:val="BodyText"/>
         <w:spacing w:before="10"/>
         <w:rPr>
           <w:rFonts w:ascii="Roboto" w:hAnsi="Roboto"/>
@@ -13778,7 +13734,7 @@
     </w:p>
     <w:p>
       <w:pPr>
-        <w:pStyle w:val="Textoindependiente"/>
+        <w:pStyle w:val="BodyText"/>
         <w:spacing w:before="10"/>
         <w:rPr>
           <w:rFonts w:ascii="Roboto" w:hAnsi="Roboto"/>
@@ -13788,7 +13744,7 @@
     </w:p>
     <w:p>
       <w:pPr>
-        <w:pStyle w:val="Ttulo1"/>
+        <w:pStyle w:val="Heading1"/>
         <w:numPr>
           <w:ilvl w:val="0"/>
           <w:numId w:val="8"/>
@@ -13837,7 +13793,7 @@
     </w:p>
     <w:p>
       <w:pPr>
-        <w:pStyle w:val="Textoindependiente"/>
+        <w:pStyle w:val="BodyText"/>
         <w:spacing w:before="47" w:line="278" w:lineRule="auto"/>
         <w:ind w:left="1102" w:right="1344"/>
         <w:rPr>
@@ -13914,7 +13870,7 @@
     </w:p>
     <w:p>
       <w:pPr>
-        <w:pStyle w:val="Textoindependiente"/>
+        <w:pStyle w:val="BodyText"/>
         <w:spacing w:before="47" w:line="278" w:lineRule="auto"/>
         <w:ind w:left="1102" w:right="1344"/>
         <w:rPr>
@@ -13924,7 +13880,7 @@
     </w:p>
     <w:tbl>
       <w:tblPr>
-        <w:tblStyle w:val="Tablaconcuadrcula"/>
+        <w:tblStyle w:val="TableGrid"/>
         <w:tblW w:w="0" w:type="auto"/>
         <w:jc w:val="center"/>
         <w:tblLook w:val="04A0" w:firstRow="1" w:lastRow="0" w:firstColumn="1" w:lastColumn="0" w:noHBand="0" w:noVBand="1"/>
@@ -13944,7 +13900,7 @@
           </w:tcPr>
           <w:p>
             <w:pPr>
-              <w:pStyle w:val="Textoindependiente"/>
+              <w:pStyle w:val="BodyText"/>
               <w:spacing w:before="47" w:line="278" w:lineRule="auto"/>
               <w:ind w:right="-127"/>
               <w:rPr>
@@ -13986,7 +13942,7 @@
           </w:tcPr>
           <w:p>
             <w:pPr>
-              <w:pStyle w:val="Textoindependiente"/>
+              <w:pStyle w:val="BodyText"/>
               <w:spacing w:before="47" w:line="278" w:lineRule="auto"/>
               <w:ind w:right="-130"/>
               <w:jc w:val="center"/>
@@ -14034,7 +13990,7 @@
           </w:tcPr>
           <w:p>
             <w:pPr>
-              <w:pStyle w:val="Textoindependiente"/>
+              <w:pStyle w:val="BodyText"/>
               <w:spacing w:before="47" w:line="278" w:lineRule="auto"/>
               <w:ind w:right="-127"/>
               <w:rPr>
@@ -14056,7 +14012,7 @@
           </w:tcPr>
           <w:p>
             <w:pPr>
-              <w:pStyle w:val="Textoindependiente"/>
+              <w:pStyle w:val="BodyText"/>
               <w:spacing w:before="47" w:line="278" w:lineRule="auto"/>
               <w:ind w:right="-130"/>
               <w:jc w:val="center"/>
@@ -14089,7 +14045,7 @@
           </w:tcPr>
           <w:p>
             <w:pPr>
-              <w:pStyle w:val="Textoindependiente"/>
+              <w:pStyle w:val="BodyText"/>
               <w:spacing w:before="47" w:line="278" w:lineRule="auto"/>
               <w:ind w:right="1344"/>
               <w:rPr>
@@ -14110,7 +14066,7 @@
           </w:tcPr>
           <w:p>
             <w:pPr>
-              <w:pStyle w:val="Textoindependiente"/>
+              <w:pStyle w:val="BodyText"/>
               <w:spacing w:before="47" w:line="278" w:lineRule="auto"/>
               <w:ind w:right="-164"/>
               <w:jc w:val="center"/>
@@ -14149,7 +14105,7 @@
           </w:tcPr>
           <w:p>
             <w:pPr>
-              <w:pStyle w:val="Textoindependiente"/>
+              <w:pStyle w:val="BodyText"/>
               <w:spacing w:before="47" w:line="278" w:lineRule="auto"/>
               <w:ind w:right="1344"/>
               <w:rPr>
@@ -14170,7 +14126,7 @@
           </w:tcPr>
           <w:p>
             <w:pPr>
-              <w:pStyle w:val="Textoindependiente"/>
+              <w:pStyle w:val="BodyText"/>
               <w:spacing w:before="47" w:line="278" w:lineRule="auto"/>
               <w:ind w:right="-164"/>
               <w:jc w:val="center"/>
@@ -14204,7 +14160,7 @@
           </w:tcPr>
           <w:p>
             <w:pPr>
-              <w:pStyle w:val="Textoindependiente"/>
+              <w:pStyle w:val="BodyText"/>
               <w:spacing w:before="47" w:line="278" w:lineRule="auto"/>
               <w:ind w:right="1344"/>
               <w:rPr>
@@ -14249,7 +14205,7 @@
           </w:tcPr>
           <w:p>
             <w:pPr>
-              <w:pStyle w:val="Textoindependiente"/>
+              <w:pStyle w:val="BodyText"/>
               <w:spacing w:before="47" w:line="278" w:lineRule="auto"/>
               <w:ind w:right="-164"/>
               <w:jc w:val="center"/>
@@ -14281,7 +14237,7 @@
     </w:tbl>
     <w:p>
       <w:pPr>
-        <w:pStyle w:val="Ttulo1"/>
+        <w:pStyle w:val="Heading1"/>
         <w:tabs>
           <w:tab w:val="left" w:pos="1462"/>
         </w:tabs>
@@ -14293,7 +14249,7 @@
     </w:p>
     <w:p>
       <w:pPr>
-        <w:pStyle w:val="Textoindependiente"/>
+        <w:pStyle w:val="BodyText"/>
         <w:ind w:left="1102" w:firstLine="308"/>
         <w:rPr>
           <w:rFonts w:ascii="Roboto" w:hAnsi="Roboto"/>
@@ -14320,7 +14276,7 @@
     </w:p>
     <w:p>
       <w:pPr>
-        <w:pStyle w:val="Ttulo1"/>
+        <w:pStyle w:val="Heading1"/>
         <w:tabs>
           <w:tab w:val="left" w:pos="1462"/>
         </w:tabs>
@@ -14332,7 +14288,7 @@
     </w:p>
     <w:p>
       <w:pPr>
-        <w:pStyle w:val="Ttulo1"/>
+        <w:pStyle w:val="Heading1"/>
         <w:tabs>
           <w:tab w:val="left" w:pos="1462"/>
         </w:tabs>
@@ -14344,7 +14300,7 @@
     </w:p>
     <w:p>
       <w:pPr>
-        <w:pStyle w:val="Textoindependiente"/>
+        <w:pStyle w:val="BodyText"/>
         <w:numPr>
           <w:ilvl w:val="0"/>
           <w:numId w:val="8"/>
@@ -14370,7 +14326,7 @@
     </w:p>
     <w:p>
       <w:pPr>
-        <w:pStyle w:val="Textoindependiente"/>
+        <w:pStyle w:val="BodyText"/>
         <w:numPr>
           <w:ilvl w:val="0"/>
           <w:numId w:val="16"/>
@@ -14382,7 +14338,7 @@
       <w:hyperlink r:id="rId26" w:history="1">
         <w:r>
           <w:rPr>
-            <w:rStyle w:val="Hipervnculo"/>
+            <w:rStyle w:val="Hyperlink"/>
             <w:rFonts w:ascii="Roboto" w:hAnsi="Roboto"/>
           </w:rPr>
           <w:t>https://www.ibm.com/mx-es/think/topics/neural-networks</w:t>
@@ -14397,7 +14353,7 @@
     </w:p>
     <w:p>
       <w:pPr>
-        <w:pStyle w:val="Textoindependiente"/>
+        <w:pStyle w:val="BodyText"/>
         <w:numPr>
           <w:ilvl w:val="0"/>
           <w:numId w:val="16"/>
@@ -14409,7 +14365,7 @@
       <w:hyperlink r:id="rId27" w:history="1">
         <w:r>
           <w:rPr>
-            <w:rStyle w:val="Hipervnculo"/>
+            <w:rStyle w:val="Hyperlink"/>
             <w:rFonts w:ascii="Roboto" w:hAnsi="Roboto"/>
           </w:rPr>
           <w:t>https://www.coursera.org/programs/universidad-de-los-andes-for-coursera-gr9qm/learn/ai-for-design-and-optimization?authProvider=coursera4delosandes&amp;specialization=ai-for-mechanical-engineers</w:t>
@@ -14424,7 +14380,7 @@
     </w:p>
     <w:p>
       <w:pPr>
-        <w:pStyle w:val="Textoindependiente"/>
+        <w:pStyle w:val="BodyText"/>
         <w:ind w:left="2614"/>
         <w:rPr>
           <w:rFonts w:ascii="Roboto" w:hAnsi="Roboto"/>
@@ -14433,7 +14389,7 @@
     </w:p>
     <w:p>
       <w:pPr>
-        <w:pStyle w:val="Ttulo1"/>
+        <w:pStyle w:val="Heading1"/>
         <w:numPr>
           <w:ilvl w:val="0"/>
           <w:numId w:val="8"/>
@@ -14456,7 +14412,7 @@
     </w:p>
     <w:p>
       <w:pPr>
-        <w:pStyle w:val="Textoindependiente"/>
+        <w:pStyle w:val="BodyText"/>
         <w:rPr>
           <w:rFonts w:ascii="Roboto" w:hAnsi="Roboto"/>
           <w:b/>
@@ -14466,7 +14422,7 @@
     </w:p>
     <w:p>
       <w:pPr>
-        <w:pStyle w:val="Textoindependiente"/>
+        <w:pStyle w:val="BodyText"/>
         <w:spacing w:before="1"/>
         <w:rPr>
           <w:rFonts w:ascii="Roboto" w:hAnsi="Roboto"/>
@@ -15778,7 +15734,7 @@
 <w:ftr xmlns:wpc="http://schemas.microsoft.com/office/word/2010/wordprocessingCanvas" xmlns:cx="http://schemas.microsoft.com/office/drawing/2014/chartex" xmlns:cx1="http://schemas.microsoft.com/office/drawing/2015/9/8/chartex" xmlns:cx2="http://schemas.microsoft.com/office/drawing/2015/10/21/chartex" xmlns:cx3="http://schemas.microsoft.com/office/drawing/2016/5/9/chartex" xmlns:cx4="http://schemas.microsoft.com/office/drawing/2016/5/10/chartex" xmlns:cx5="http://schemas.microsoft.com/office/drawing/2016/5/11/chartex" xmlns:cx6="http://schemas.microsoft.com/office/drawing/2016/5/12/chartex" xmlns:cx7="http://schemas.microsoft.com/office/drawing/2016/5/13/chartex" xmlns:cx8="http://schemas.microsoft.com/office/drawing/2016/5/14/chartex" xmlns:mc="http://schemas.openxmlformats.org/markup-compatibility/2006" xmlns:aink="http://schemas.microsoft.com/office/drawing/2016/ink" xmlns:am3d="http://schemas.microsoft.com/office/drawing/2017/model3d" xmlns:o="urn:schemas-microsoft-com:office:office" xmlns:oel="http://schemas.microsoft.com/office/2019/extlst" xmlns:r="http://schemas.openxmlformats.org/officeDocument/2006/relationships" xmlns:m="http://schemas.openxmlformats.org/officeDocument/2006/math" xmlns:v="urn:schemas-microsoft-com:vml" xmlns:wp14="http://schemas.microsoft.com/office/word/2010/wordprocessingDrawing" xmlns:wp="http://schemas.openxmlformats.org/drawingml/2006/wordprocessingDrawing" xmlns:w10="urn:schemas-microsoft-com:office:word" xmlns:w="http://schemas.openxmlformats.org/wordprocessingml/2006/main" xmlns:w14="http://schemas.microsoft.com/office/word/2010/wordml" xmlns:w15="http://schemas.microsoft.com/office/word/2012/wordml" xmlns:w16cex="http://schemas.microsoft.com/office/word/2018/wordml/cex" xmlns:w16cid="http://schemas.microsoft.com/office/word/2016/wordml/cid" xmlns:w16="http://schemas.microsoft.com/office/word/2018/wordml" xmlns:w16du="http://schemas.microsoft.com/office/word/2023/wordml/word16du" xmlns:w16sdtdh="http://schemas.microsoft.com/office/word/2020/wordml/sdtdatahash" xmlns:w16sdtfl="http://schemas.microsoft.com/office/word/2024/wordml/sdtformatlock" xmlns:w16se="http://schemas.microsoft.com/office/word/2015/wordml/symex" xmlns:wpg="http://schemas.microsoft.com/office/word/2010/wordprocessingGroup" xmlns:wpi="http://schemas.microsoft.com/office/word/2010/wordprocessingInk" xmlns:wne="http://schemas.microsoft.com/office/word/2006/wordml" xmlns:wps="http://schemas.microsoft.com/office/word/2010/wordprocessingShape" mc:Ignorable="w14 w15 w16se w16cid w16 w16cex w16sdtdh w16sdtfl w16du wp14">
   <w:p>
     <w:pPr>
-      <w:pStyle w:val="Textoindependiente"/>
+      <w:pStyle w:val="BodyText"/>
       <w:spacing w:line="14" w:lineRule="auto"/>
       <w:rPr>
         <w:sz w:val="20"/>
@@ -15792,7 +15748,7 @@
 <w:ftr xmlns:wpc="http://schemas.microsoft.com/office/word/2010/wordprocessingCanvas" xmlns:cx="http://schemas.microsoft.com/office/drawing/2014/chartex" xmlns:cx1="http://schemas.microsoft.com/office/drawing/2015/9/8/chartex" xmlns:cx2="http://schemas.microsoft.com/office/drawing/2015/10/21/chartex" xmlns:cx3="http://schemas.microsoft.com/office/drawing/2016/5/9/chartex" xmlns:cx4="http://schemas.microsoft.com/office/drawing/2016/5/10/chartex" xmlns:cx5="http://schemas.microsoft.com/office/drawing/2016/5/11/chartex" xmlns:cx6="http://schemas.microsoft.com/office/drawing/2016/5/12/chartex" xmlns:cx7="http://schemas.microsoft.com/office/drawing/2016/5/13/chartex" xmlns:cx8="http://schemas.microsoft.com/office/drawing/2016/5/14/chartex" xmlns:mc="http://schemas.openxmlformats.org/markup-compatibility/2006" xmlns:aink="http://schemas.microsoft.com/office/drawing/2016/ink" xmlns:am3d="http://schemas.microsoft.com/office/drawing/2017/model3d" xmlns:o="urn:schemas-microsoft-com:office:office" xmlns:oel="http://schemas.microsoft.com/office/2019/extlst" xmlns:r="http://schemas.openxmlformats.org/officeDocument/2006/relationships" xmlns:m="http://schemas.openxmlformats.org/officeDocument/2006/math" xmlns:v="urn:schemas-microsoft-com:vml" xmlns:wp14="http://schemas.microsoft.com/office/word/2010/wordprocessingDrawing" xmlns:wp="http://schemas.openxmlformats.org/drawingml/2006/wordprocessingDrawing" xmlns:w10="urn:schemas-microsoft-com:office:word" xmlns:w="http://schemas.openxmlformats.org/wordprocessingml/2006/main" xmlns:w14="http://schemas.microsoft.com/office/word/2010/wordml" xmlns:w15="http://schemas.microsoft.com/office/word/2012/wordml" xmlns:w16cex="http://schemas.microsoft.com/office/word/2018/wordml/cex" xmlns:w16cid="http://schemas.microsoft.com/office/word/2016/wordml/cid" xmlns:w16="http://schemas.microsoft.com/office/word/2018/wordml" xmlns:w16du="http://schemas.microsoft.com/office/word/2023/wordml/word16du" xmlns:w16sdtdh="http://schemas.microsoft.com/office/word/2020/wordml/sdtdatahash" xmlns:w16sdtfl="http://schemas.microsoft.com/office/word/2024/wordml/sdtformatlock" xmlns:w16se="http://schemas.microsoft.com/office/word/2015/wordml/symex" xmlns:wpg="http://schemas.microsoft.com/office/word/2010/wordprocessingGroup" xmlns:wpi="http://schemas.microsoft.com/office/word/2010/wordprocessingInk" xmlns:wne="http://schemas.microsoft.com/office/word/2006/wordml" xmlns:wps="http://schemas.microsoft.com/office/word/2010/wordprocessingShape" mc:Ignorable="w14 w15 w16se w16cid w16 w16cex w16sdtdh w16sdtfl w16du wp14">
   <w:p>
     <w:pPr>
-      <w:pStyle w:val="Textoindependiente"/>
+      <w:pStyle w:val="BodyText"/>
       <w:spacing w:line="14" w:lineRule="auto"/>
       <w:rPr>
         <w:sz w:val="32"/>
@@ -15914,7 +15870,7 @@
                         </w:p>
                         <w:p>
                           <w:pPr>
-                            <w:pStyle w:val="Piedepgina"/>
+                            <w:pStyle w:val="Footer"/>
                             <w:rPr>
                               <w:sz w:val="18"/>
                               <w:szCs w:val="18"/>
@@ -16000,7 +15956,7 @@
                         </w:p>
                         <w:p>
                           <w:pPr>
-                            <w:pStyle w:val="Piedepgina"/>
+                            <w:pStyle w:val="Footer"/>
                             <w:rPr>
                               <w:sz w:val="18"/>
                               <w:szCs w:val="18"/>
@@ -16030,7 +15986,7 @@
                         </w:p>
                         <w:p>
                           <w:pPr>
-                            <w:pStyle w:val="Piedepgina"/>
+                            <w:pStyle w:val="Footer"/>
                             <w:rPr>
                               <w:sz w:val="18"/>
                               <w:szCs w:val="18"/>
@@ -16039,7 +15995,7 @@
                         </w:p>
                         <w:p>
                           <w:pPr>
-                            <w:pStyle w:val="Piedepgina"/>
+                            <w:pStyle w:val="Footer"/>
                             <w:tabs>
                               <w:tab w:val="clear" w:pos="8838"/>
                               <w:tab w:val="right" w:pos="8820"/>
@@ -16064,7 +16020,7 @@
                         </w:p>
                         <w:p>
                           <w:pPr>
-                            <w:pStyle w:val="Piedepgina"/>
+                            <w:pStyle w:val="Footer"/>
                             <w:jc w:val="center"/>
                             <w:rPr>
                               <w:sz w:val="12"/>
@@ -16083,7 +16039,7 @@
                         </w:p>
                         <w:p>
                           <w:pPr>
-                            <w:pStyle w:val="Piedepgina"/>
+                            <w:pStyle w:val="Footer"/>
                             <w:jc w:val="center"/>
                           </w:pPr>
                           <w:r>
@@ -16196,7 +16152,7 @@
                   </w:p>
                   <w:p>
                     <w:pPr>
-                      <w:pStyle w:val="Piedepgina"/>
+                      <w:pStyle w:val="Footer"/>
                       <w:rPr>
                         <w:sz w:val="18"/>
                         <w:szCs w:val="18"/>
@@ -16282,7 +16238,7 @@
                   </w:p>
                   <w:p>
                     <w:pPr>
-                      <w:pStyle w:val="Piedepgina"/>
+                      <w:pStyle w:val="Footer"/>
                       <w:rPr>
                         <w:sz w:val="18"/>
                         <w:szCs w:val="18"/>
@@ -16312,7 +16268,7 @@
                   </w:p>
                   <w:p>
                     <w:pPr>
-                      <w:pStyle w:val="Piedepgina"/>
+                      <w:pStyle w:val="Footer"/>
                       <w:rPr>
                         <w:sz w:val="18"/>
                         <w:szCs w:val="18"/>
@@ -16321,7 +16277,7 @@
                   </w:p>
                   <w:p>
                     <w:pPr>
-                      <w:pStyle w:val="Piedepgina"/>
+                      <w:pStyle w:val="Footer"/>
                       <w:tabs>
                         <w:tab w:val="clear" w:pos="8838"/>
                         <w:tab w:val="right" w:pos="8820"/>
@@ -16346,7 +16302,7 @@
                   </w:p>
                   <w:p>
                     <w:pPr>
-                      <w:pStyle w:val="Piedepgina"/>
+                      <w:pStyle w:val="Footer"/>
                       <w:jc w:val="center"/>
                       <w:rPr>
                         <w:sz w:val="12"/>
@@ -16365,7 +16321,7 @@
                   </w:p>
                   <w:p>
                     <w:pPr>
-                      <w:pStyle w:val="Piedepgina"/>
+                      <w:pStyle w:val="Footer"/>
                       <w:jc w:val="center"/>
                     </w:pPr>
                     <w:r>
@@ -16413,8 +16369,17 @@
         <w:sz w:val="18"/>
         <w:szCs w:val="18"/>
       </w:rPr>
-      <w:t>Daniel Alejandro Alvarez</w:t>
+      <w:t xml:space="preserve">Daniel Alejandro </w:t>
     </w:r>
+    <w:proofErr w:type="spellStart"/>
+    <w:r>
+      <w:rPr>
+        <w:sz w:val="18"/>
+        <w:szCs w:val="18"/>
+      </w:rPr>
+      <w:t>Alvarez</w:t>
+    </w:r>
+    <w:proofErr w:type="spellEnd"/>
     <w:r>
       <w:rPr>
         <w:sz w:val="18"/>
@@ -16481,7 +16446,7 @@
   </w:p>
   <w:p>
     <w:pPr>
-      <w:pStyle w:val="Piedepgina"/>
+      <w:pStyle w:val="Footer"/>
       <w:rPr>
         <w:sz w:val="18"/>
         <w:szCs w:val="18"/>
@@ -16499,7 +16464,23 @@
         <w:sz w:val="18"/>
         <w:szCs w:val="18"/>
       </w:rPr>
-      <w:t xml:space="preserve">Daniel Alejandro Alvarez                                                                                                                     </w:t>
+      <w:t xml:space="preserve">Daniel Alejandro </w:t>
+    </w:r>
+    <w:proofErr w:type="spellStart"/>
+    <w:r>
+      <w:rPr>
+        <w:sz w:val="18"/>
+        <w:szCs w:val="18"/>
+      </w:rPr>
+      <w:t>Alvarez</w:t>
+    </w:r>
+    <w:proofErr w:type="spellEnd"/>
+    <w:r>
+      <w:rPr>
+        <w:sz w:val="18"/>
+        <w:szCs w:val="18"/>
+      </w:rPr>
+      <w:t xml:space="preserve">                                                                                                                     </w:t>
     </w:r>
     <w:r>
       <w:rPr>
@@ -16546,7 +16527,7 @@
   </w:p>
   <w:p>
     <w:pPr>
-      <w:pStyle w:val="Piedepgina"/>
+      <w:pStyle w:val="Footer"/>
       <w:rPr>
         <w:sz w:val="18"/>
         <w:szCs w:val="18"/>
@@ -16576,7 +16557,7 @@
   </w:p>
   <w:p>
     <w:pPr>
-      <w:pStyle w:val="Piedepgina"/>
+      <w:pStyle w:val="Footer"/>
       <w:rPr>
         <w:rFonts w:ascii="Consolas" w:hAnsi="Consolas"/>
         <w:sz w:val="18"/>
@@ -16586,7 +16567,7 @@
   </w:p>
   <w:p>
     <w:pPr>
-      <w:pStyle w:val="Piedepgina"/>
+      <w:pStyle w:val="Footer"/>
       <w:tabs>
         <w:tab w:val="clear" w:pos="8838"/>
         <w:tab w:val="right" w:pos="8820"/>
@@ -16623,7 +16604,7 @@
   </w:p>
   <w:p>
     <w:pPr>
-      <w:pStyle w:val="Piedepgina"/>
+      <w:pStyle w:val="Footer"/>
       <w:jc w:val="center"/>
       <w:rPr>
         <w:rFonts w:ascii="Helvetica" w:hAnsi="Helvetica"/>
@@ -16644,7 +16625,7 @@
   </w:p>
   <w:p>
     <w:pPr>
-      <w:pStyle w:val="Piedepgina"/>
+      <w:pStyle w:val="Footer"/>
       <w:jc w:val="center"/>
     </w:pPr>
     <w:r>
@@ -16678,7 +16659,7 @@
   <w:bookmarkEnd w:id="27"/>
   <w:p>
     <w:pPr>
-      <w:pStyle w:val="Textoindependiente"/>
+      <w:pStyle w:val="BodyText"/>
       <w:spacing w:line="14" w:lineRule="auto"/>
       <w:rPr>
         <w:sz w:val="20"/>
@@ -16714,7 +16695,7 @@
 <w:hdr xmlns:wpc="http://schemas.microsoft.com/office/word/2010/wordprocessingCanvas" xmlns:cx="http://schemas.microsoft.com/office/drawing/2014/chartex" xmlns:cx1="http://schemas.microsoft.com/office/drawing/2015/9/8/chartex" xmlns:cx2="http://schemas.microsoft.com/office/drawing/2015/10/21/chartex" xmlns:cx3="http://schemas.microsoft.com/office/drawing/2016/5/9/chartex" xmlns:cx4="http://schemas.microsoft.com/office/drawing/2016/5/10/chartex" xmlns:cx5="http://schemas.microsoft.com/office/drawing/2016/5/11/chartex" xmlns:cx6="http://schemas.microsoft.com/office/drawing/2016/5/12/chartex" xmlns:cx7="http://schemas.microsoft.com/office/drawing/2016/5/13/chartex" xmlns:cx8="http://schemas.microsoft.com/office/drawing/2016/5/14/chartex" xmlns:mc="http://schemas.openxmlformats.org/markup-compatibility/2006" xmlns:aink="http://schemas.microsoft.com/office/drawing/2016/ink" xmlns:am3d="http://schemas.microsoft.com/office/drawing/2017/model3d" xmlns:o="urn:schemas-microsoft-com:office:office" xmlns:oel="http://schemas.microsoft.com/office/2019/extlst" xmlns:r="http://schemas.openxmlformats.org/officeDocument/2006/relationships" xmlns:m="http://schemas.openxmlformats.org/officeDocument/2006/math" xmlns:v="urn:schemas-microsoft-com:vml" xmlns:wp14="http://schemas.microsoft.com/office/word/2010/wordprocessingDrawing" xmlns:wp="http://schemas.openxmlformats.org/drawingml/2006/wordprocessingDrawing" xmlns:w10="urn:schemas-microsoft-com:office:word" xmlns:w="http://schemas.openxmlformats.org/wordprocessingml/2006/main" xmlns:w14="http://schemas.microsoft.com/office/word/2010/wordml" xmlns:w15="http://schemas.microsoft.com/office/word/2012/wordml" xmlns:w16cex="http://schemas.microsoft.com/office/word/2018/wordml/cex" xmlns:w16cid="http://schemas.microsoft.com/office/word/2016/wordml/cid" xmlns:w16="http://schemas.microsoft.com/office/word/2018/wordml" xmlns:w16du="http://schemas.microsoft.com/office/word/2023/wordml/word16du" xmlns:w16sdtdh="http://schemas.microsoft.com/office/word/2020/wordml/sdtdatahash" xmlns:w16sdtfl="http://schemas.microsoft.com/office/word/2024/wordml/sdtformatlock" xmlns:w16se="http://schemas.microsoft.com/office/word/2015/wordml/symex" xmlns:wpg="http://schemas.microsoft.com/office/word/2010/wordprocessingGroup" xmlns:wpi="http://schemas.microsoft.com/office/word/2010/wordprocessingInk" xmlns:wne="http://schemas.microsoft.com/office/word/2006/wordml" xmlns:wps="http://schemas.microsoft.com/office/word/2010/wordprocessingShape" mc:Ignorable="w14 w15 w16se w16cid w16 w16cex w16sdtdh w16sdtfl w16du wp14">
   <w:p>
     <w:pPr>
-      <w:pStyle w:val="Encabezado"/>
+      <w:pStyle w:val="Header"/>
       <w:rPr>
         <w:rFonts w:ascii="Lucida Bright" w:hAnsi="Lucida Bright"/>
       </w:rPr>
@@ -16791,7 +16772,7 @@
   </w:p>
   <w:p>
     <w:pPr>
-      <w:pStyle w:val="Encabezado"/>
+      <w:pStyle w:val="Header"/>
       <w:pBdr>
         <w:bottom w:val="single" w:sz="12" w:space="1" w:color="auto"/>
       </w:pBdr>
@@ -16808,7 +16789,7 @@
   </w:p>
   <w:p>
     <w:pPr>
-      <w:pStyle w:val="Encabezado"/>
+      <w:pStyle w:val="Header"/>
       <w:pBdr>
         <w:bottom w:val="single" w:sz="12" w:space="1" w:color="auto"/>
       </w:pBdr>
@@ -16849,7 +16830,7 @@
   </w:p>
   <w:p>
     <w:pPr>
-      <w:pStyle w:val="Encabezado"/>
+      <w:pStyle w:val="Header"/>
       <w:pBdr>
         <w:bottom w:val="single" w:sz="12" w:space="1" w:color="auto"/>
       </w:pBdr>
@@ -16860,7 +16841,7 @@
   </w:p>
   <w:p>
     <w:pPr>
-      <w:pStyle w:val="Textoindependiente"/>
+      <w:pStyle w:val="BodyText"/>
       <w:spacing w:line="14" w:lineRule="auto"/>
       <w:rPr>
         <w:sz w:val="20"/>
@@ -16874,7 +16855,7 @@
 <w:hdr xmlns:wpc="http://schemas.microsoft.com/office/word/2010/wordprocessingCanvas" xmlns:cx="http://schemas.microsoft.com/office/drawing/2014/chartex" xmlns:cx1="http://schemas.microsoft.com/office/drawing/2015/9/8/chartex" xmlns:cx2="http://schemas.microsoft.com/office/drawing/2015/10/21/chartex" xmlns:cx3="http://schemas.microsoft.com/office/drawing/2016/5/9/chartex" xmlns:cx4="http://schemas.microsoft.com/office/drawing/2016/5/10/chartex" xmlns:cx5="http://schemas.microsoft.com/office/drawing/2016/5/11/chartex" xmlns:cx6="http://schemas.microsoft.com/office/drawing/2016/5/12/chartex" xmlns:cx7="http://schemas.microsoft.com/office/drawing/2016/5/13/chartex" xmlns:cx8="http://schemas.microsoft.com/office/drawing/2016/5/14/chartex" xmlns:mc="http://schemas.openxmlformats.org/markup-compatibility/2006" xmlns:aink="http://schemas.microsoft.com/office/drawing/2016/ink" xmlns:am3d="http://schemas.microsoft.com/office/drawing/2017/model3d" xmlns:o="urn:schemas-microsoft-com:office:office" xmlns:oel="http://schemas.microsoft.com/office/2019/extlst" xmlns:r="http://schemas.openxmlformats.org/officeDocument/2006/relationships" xmlns:m="http://schemas.openxmlformats.org/officeDocument/2006/math" xmlns:v="urn:schemas-microsoft-com:vml" xmlns:wp14="http://schemas.microsoft.com/office/word/2010/wordprocessingDrawing" xmlns:wp="http://schemas.openxmlformats.org/drawingml/2006/wordprocessingDrawing" xmlns:w10="urn:schemas-microsoft-com:office:word" xmlns:w="http://schemas.openxmlformats.org/wordprocessingml/2006/main" xmlns:w14="http://schemas.microsoft.com/office/word/2010/wordml" xmlns:w15="http://schemas.microsoft.com/office/word/2012/wordml" xmlns:w16cex="http://schemas.microsoft.com/office/word/2018/wordml/cex" xmlns:w16cid="http://schemas.microsoft.com/office/word/2016/wordml/cid" xmlns:w16="http://schemas.microsoft.com/office/word/2018/wordml" xmlns:w16du="http://schemas.microsoft.com/office/word/2023/wordml/word16du" xmlns:w16sdtdh="http://schemas.microsoft.com/office/word/2020/wordml/sdtdatahash" xmlns:w16sdtfl="http://schemas.microsoft.com/office/word/2024/wordml/sdtformatlock" xmlns:w16se="http://schemas.microsoft.com/office/word/2015/wordml/symex" xmlns:wpg="http://schemas.microsoft.com/office/word/2010/wordprocessingGroup" xmlns:wpi="http://schemas.microsoft.com/office/word/2010/wordprocessingInk" xmlns:wne="http://schemas.microsoft.com/office/word/2006/wordml" xmlns:wps="http://schemas.microsoft.com/office/word/2010/wordprocessingShape" mc:Ignorable="w14 w15 w16se w16cid w16 w16cex w16sdtdh w16sdtfl w16du wp14">
   <w:p>
     <w:pPr>
-      <w:pStyle w:val="Encabezado"/>
+      <w:pStyle w:val="Header"/>
     </w:pPr>
     <w:r>
       <w:rPr>
@@ -16944,7 +16925,7 @@
   </w:p>
   <w:p>
     <w:pPr>
-      <w:pStyle w:val="Encabezado"/>
+      <w:pStyle w:val="Header"/>
       <w:pBdr>
         <w:bottom w:val="single" w:sz="12" w:space="1" w:color="auto"/>
       </w:pBdr>
@@ -16955,7 +16936,7 @@
   </w:p>
   <w:p>
     <w:pPr>
-      <w:pStyle w:val="Encabezado"/>
+      <w:pStyle w:val="Header"/>
       <w:pBdr>
         <w:bottom w:val="single" w:sz="12" w:space="1" w:color="auto"/>
       </w:pBdr>
@@ -16966,7 +16947,7 @@
   </w:p>
   <w:p>
     <w:pPr>
-      <w:pStyle w:val="Encabezado"/>
+      <w:pStyle w:val="Header"/>
       <w:pBdr>
         <w:bottom w:val="single" w:sz="12" w:space="1" w:color="auto"/>
       </w:pBdr>
@@ -16977,7 +16958,7 @@
   </w:p>
   <w:p>
     <w:pPr>
-      <w:pStyle w:val="Textoindependiente"/>
+      <w:pStyle w:val="BodyText"/>
       <w:spacing w:line="14" w:lineRule="auto"/>
       <w:rPr>
         <w:sz w:val="20"/>
@@ -16991,7 +16972,7 @@
 <w:hdr xmlns:wpc="http://schemas.microsoft.com/office/word/2010/wordprocessingCanvas" xmlns:cx="http://schemas.microsoft.com/office/drawing/2014/chartex" xmlns:cx1="http://schemas.microsoft.com/office/drawing/2015/9/8/chartex" xmlns:cx2="http://schemas.microsoft.com/office/drawing/2015/10/21/chartex" xmlns:cx3="http://schemas.microsoft.com/office/drawing/2016/5/9/chartex" xmlns:cx4="http://schemas.microsoft.com/office/drawing/2016/5/10/chartex" xmlns:cx5="http://schemas.microsoft.com/office/drawing/2016/5/11/chartex" xmlns:cx6="http://schemas.microsoft.com/office/drawing/2016/5/12/chartex" xmlns:cx7="http://schemas.microsoft.com/office/drawing/2016/5/13/chartex" xmlns:cx8="http://schemas.microsoft.com/office/drawing/2016/5/14/chartex" xmlns:mc="http://schemas.openxmlformats.org/markup-compatibility/2006" xmlns:aink="http://schemas.microsoft.com/office/drawing/2016/ink" xmlns:am3d="http://schemas.microsoft.com/office/drawing/2017/model3d" xmlns:o="urn:schemas-microsoft-com:office:office" xmlns:oel="http://schemas.microsoft.com/office/2019/extlst" xmlns:r="http://schemas.openxmlformats.org/officeDocument/2006/relationships" xmlns:m="http://schemas.openxmlformats.org/officeDocument/2006/math" xmlns:v="urn:schemas-microsoft-com:vml" xmlns:wp14="http://schemas.microsoft.com/office/word/2010/wordprocessingDrawing" xmlns:wp="http://schemas.openxmlformats.org/drawingml/2006/wordprocessingDrawing" xmlns:w10="urn:schemas-microsoft-com:office:word" xmlns:w="http://schemas.openxmlformats.org/wordprocessingml/2006/main" xmlns:w14="http://schemas.microsoft.com/office/word/2010/wordml" xmlns:w15="http://schemas.microsoft.com/office/word/2012/wordml" xmlns:w16cex="http://schemas.microsoft.com/office/word/2018/wordml/cex" xmlns:w16cid="http://schemas.microsoft.com/office/word/2016/wordml/cid" xmlns:w16="http://schemas.microsoft.com/office/word/2018/wordml" xmlns:w16du="http://schemas.microsoft.com/office/word/2023/wordml/word16du" xmlns:w16sdtdh="http://schemas.microsoft.com/office/word/2020/wordml/sdtdatahash" xmlns:w16sdtfl="http://schemas.microsoft.com/office/word/2024/wordml/sdtformatlock" xmlns:w16se="http://schemas.microsoft.com/office/word/2015/wordml/symex" xmlns:wpg="http://schemas.microsoft.com/office/word/2010/wordprocessingGroup" xmlns:wpi="http://schemas.microsoft.com/office/word/2010/wordprocessingInk" xmlns:wne="http://schemas.microsoft.com/office/word/2006/wordml" xmlns:wps="http://schemas.microsoft.com/office/word/2010/wordprocessingShape" mc:Ignorable="w14 w15 w16se w16cid w16 w16cex w16sdtdh w16sdtfl w16du wp14">
   <w:p>
     <w:pPr>
-      <w:pStyle w:val="Encabezado"/>
+      <w:pStyle w:val="Header"/>
     </w:pPr>
     <w:r>
       <w:rPr>
@@ -17061,7 +17042,7 @@
   </w:p>
   <w:p>
     <w:pPr>
-      <w:pStyle w:val="Encabezado"/>
+      <w:pStyle w:val="Header"/>
       <w:pBdr>
         <w:bottom w:val="single" w:sz="12" w:space="1" w:color="auto"/>
       </w:pBdr>
@@ -17072,7 +17053,7 @@
   </w:p>
   <w:p>
     <w:pPr>
-      <w:pStyle w:val="Encabezado"/>
+      <w:pStyle w:val="Header"/>
       <w:pBdr>
         <w:bottom w:val="single" w:sz="12" w:space="1" w:color="auto"/>
       </w:pBdr>
@@ -17086,7 +17067,7 @@
   </w:p>
   <w:p>
     <w:pPr>
-      <w:pStyle w:val="Encabezado"/>
+      <w:pStyle w:val="Header"/>
       <w:pBdr>
         <w:bottom w:val="single" w:sz="12" w:space="1" w:color="auto"/>
       </w:pBdr>
@@ -17097,7 +17078,7 @@
   </w:p>
   <w:p>
     <w:pPr>
-      <w:pStyle w:val="Textoindependiente"/>
+      <w:pStyle w:val="BodyText"/>
       <w:spacing w:line="14" w:lineRule="auto"/>
       <w:rPr>
         <w:sz w:val="20"/>
@@ -22522,7 +22503,7 @@
       <w:lvlText w:val="%1.%2."/>
       <w:lvlJc w:val="left"/>
       <w:pPr>
-        <w:ind w:left="1894" w:hanging="432"/>
+        <w:ind w:left="574" w:hanging="432"/>
       </w:pPr>
       <w:rPr>
         <w:rFonts w:ascii="Roboto" w:eastAsia="Cambria" w:hAnsi="Roboto" w:cs="Cambria" w:hint="default"/>
@@ -23567,10 +23548,10 @@
       <w:lang w:val="es-ES"/>
     </w:rPr>
   </w:style>
-  <w:style w:type="paragraph" w:styleId="Ttulo1">
+  <w:style w:type="paragraph" w:styleId="Heading1">
     <w:name w:val="heading 1"/>
     <w:basedOn w:val="Normal"/>
-    <w:link w:val="Ttulo1Car"/>
+    <w:link w:val="Heading1Char"/>
     <w:uiPriority w:val="9"/>
     <w:qFormat/>
     <w:rsid w:val="00216485"/>
@@ -23586,10 +23567,10 @@
       <w:szCs w:val="28"/>
     </w:rPr>
   </w:style>
-  <w:style w:type="paragraph" w:styleId="Ttulo2">
+  <w:style w:type="paragraph" w:styleId="Heading2">
     <w:name w:val="heading 2"/>
     <w:basedOn w:val="Normal"/>
-    <w:link w:val="Ttulo2Car"/>
+    <w:link w:val="Heading2Char"/>
     <w:uiPriority w:val="9"/>
     <w:unhideWhenUsed/>
     <w:qFormat/>
@@ -23607,10 +23588,10 @@
       <w:szCs w:val="26"/>
     </w:rPr>
   </w:style>
-  <w:style w:type="paragraph" w:styleId="Ttulo3">
+  <w:style w:type="paragraph" w:styleId="Heading3">
     <w:name w:val="heading 3"/>
     <w:basedOn w:val="Normal"/>
-    <w:link w:val="Ttulo3Car"/>
+    <w:link w:val="Heading3Char"/>
     <w:uiPriority w:val="9"/>
     <w:unhideWhenUsed/>
     <w:qFormat/>
@@ -23627,13 +23608,13 @@
       <w:iCs/>
     </w:rPr>
   </w:style>
-  <w:style w:type="character" w:default="1" w:styleId="Fuentedeprrafopredeter">
+  <w:style w:type="character" w:default="1" w:styleId="DefaultParagraphFont">
     <w:name w:val="Default Paragraph Font"/>
     <w:uiPriority w:val="1"/>
     <w:semiHidden/>
     <w:unhideWhenUsed/>
   </w:style>
-  <w:style w:type="table" w:default="1" w:styleId="Tablanormal">
+  <w:style w:type="table" w:default="1" w:styleId="TableNormal">
     <w:name w:val="Normal Table"/>
     <w:uiPriority w:val="99"/>
     <w:semiHidden/>
@@ -23648,16 +23629,16 @@
       </w:tblCellMar>
     </w:tblPr>
   </w:style>
-  <w:style w:type="numbering" w:default="1" w:styleId="Sinlista">
+  <w:style w:type="numbering" w:default="1" w:styleId="NoList">
     <w:name w:val="No List"/>
     <w:uiPriority w:val="99"/>
     <w:semiHidden/>
     <w:unhideWhenUsed/>
   </w:style>
-  <w:style w:type="paragraph" w:styleId="Piedepgina">
+  <w:style w:type="paragraph" w:styleId="Footer">
     <w:name w:val="footer"/>
     <w:basedOn w:val="Normal"/>
-    <w:link w:val="PiedepginaCar"/>
+    <w:link w:val="FooterChar"/>
     <w:uiPriority w:val="99"/>
     <w:unhideWhenUsed/>
     <w:rsid w:val="00216485"/>
@@ -23668,10 +23649,10 @@
       </w:tabs>
     </w:pPr>
   </w:style>
-  <w:style w:type="character" w:customStyle="1" w:styleId="PiedepginaCar">
-    <w:name w:val="Pie de página Car"/>
-    <w:basedOn w:val="Fuentedeprrafopredeter"/>
-    <w:link w:val="Piedepgina"/>
+  <w:style w:type="character" w:customStyle="1" w:styleId="FooterChar">
+    <w:name w:val="Footer Char"/>
+    <w:basedOn w:val="DefaultParagraphFont"/>
+    <w:link w:val="Footer"/>
     <w:uiPriority w:val="99"/>
     <w:rsid w:val="00216485"/>
     <w:rPr>
@@ -23679,10 +23660,10 @@
       <w:lang w:val="es-ES"/>
     </w:rPr>
   </w:style>
-  <w:style w:type="character" w:customStyle="1" w:styleId="Ttulo1Car">
-    <w:name w:val="Título 1 Car"/>
-    <w:basedOn w:val="Fuentedeprrafopredeter"/>
-    <w:link w:val="Ttulo1"/>
+  <w:style w:type="character" w:customStyle="1" w:styleId="Heading1Char">
+    <w:name w:val="Heading 1 Char"/>
+    <w:basedOn w:val="DefaultParagraphFont"/>
+    <w:link w:val="Heading1"/>
     <w:uiPriority w:val="9"/>
     <w:rsid w:val="00216485"/>
     <w:rPr>
@@ -23694,10 +23675,10 @@
       <w:lang w:val="es-ES"/>
     </w:rPr>
   </w:style>
-  <w:style w:type="character" w:customStyle="1" w:styleId="Ttulo2Car">
-    <w:name w:val="Título 2 Car"/>
-    <w:basedOn w:val="Fuentedeprrafopredeter"/>
-    <w:link w:val="Ttulo2"/>
+  <w:style w:type="character" w:customStyle="1" w:styleId="Heading2Char">
+    <w:name w:val="Heading 2 Char"/>
+    <w:basedOn w:val="DefaultParagraphFont"/>
+    <w:link w:val="Heading2"/>
     <w:uiPriority w:val="9"/>
     <w:rsid w:val="0015432C"/>
     <w:rPr>
@@ -23709,10 +23690,10 @@
       <w:lang w:val="es-ES"/>
     </w:rPr>
   </w:style>
-  <w:style w:type="character" w:customStyle="1" w:styleId="Ttulo3Car">
-    <w:name w:val="Título 3 Car"/>
-    <w:basedOn w:val="Fuentedeprrafopredeter"/>
-    <w:link w:val="Ttulo3"/>
+  <w:style w:type="character" w:customStyle="1" w:styleId="Heading3Char">
+    <w:name w:val="Heading 3 Char"/>
+    <w:basedOn w:val="DefaultParagraphFont"/>
+    <w:link w:val="Heading3"/>
     <w:uiPriority w:val="9"/>
     <w:rsid w:val="00216485"/>
     <w:rPr>
@@ -23750,7 +23731,7 @@
       </w:tblCellMar>
     </w:tblPr>
   </w:style>
-  <w:style w:type="paragraph" w:styleId="TDC1">
+  <w:style w:type="paragraph" w:styleId="TOC1">
     <w:name w:val="toc 1"/>
     <w:basedOn w:val="Normal"/>
     <w:uiPriority w:val="39"/>
@@ -23764,7 +23745,7 @@
       <w:rFonts w:ascii="Calibri" w:eastAsia="Calibri" w:hAnsi="Calibri" w:cs="Calibri"/>
     </w:rPr>
   </w:style>
-  <w:style w:type="paragraph" w:styleId="TDC2">
+  <w:style w:type="paragraph" w:styleId="TOC2">
     <w:name w:val="toc 2"/>
     <w:basedOn w:val="Normal"/>
     <w:uiPriority w:val="39"/>
@@ -23778,7 +23759,7 @@
       <w:rFonts w:ascii="Calibri" w:eastAsia="Calibri" w:hAnsi="Calibri" w:cs="Calibri"/>
     </w:rPr>
   </w:style>
-  <w:style w:type="paragraph" w:styleId="TDC3">
+  <w:style w:type="paragraph" w:styleId="TOC3">
     <w:name w:val="toc 3"/>
     <w:basedOn w:val="Normal"/>
     <w:uiPriority w:val="39"/>
@@ -23792,10 +23773,10 @@
       <w:rFonts w:ascii="Calibri" w:eastAsia="Calibri" w:hAnsi="Calibri" w:cs="Calibri"/>
     </w:rPr>
   </w:style>
-  <w:style w:type="paragraph" w:styleId="Textoindependiente">
+  <w:style w:type="paragraph" w:styleId="BodyText">
     <w:name w:val="Body Text"/>
     <w:basedOn w:val="Normal"/>
-    <w:link w:val="TextoindependienteCar"/>
+    <w:link w:val="BodyTextChar"/>
     <w:uiPriority w:val="1"/>
     <w:qFormat/>
     <w:rsid w:val="00216485"/>
@@ -23803,10 +23784,10 @@
       <w:rFonts w:ascii="Calibri" w:eastAsia="Calibri" w:hAnsi="Calibri" w:cs="Calibri"/>
     </w:rPr>
   </w:style>
-  <w:style w:type="character" w:customStyle="1" w:styleId="TextoindependienteCar">
-    <w:name w:val="Texto independiente Car"/>
-    <w:basedOn w:val="Fuentedeprrafopredeter"/>
-    <w:link w:val="Textoindependiente"/>
+  <w:style w:type="character" w:customStyle="1" w:styleId="BodyTextChar">
+    <w:name w:val="Body Text Char"/>
+    <w:basedOn w:val="DefaultParagraphFont"/>
+    <w:link w:val="BodyText"/>
     <w:uiPriority w:val="1"/>
     <w:rsid w:val="00216485"/>
     <w:rPr>
@@ -23814,10 +23795,10 @@
       <w:lang w:val="es-ES"/>
     </w:rPr>
   </w:style>
-  <w:style w:type="paragraph" w:styleId="Ttulo">
+  <w:style w:type="paragraph" w:styleId="Title">
     <w:name w:val="Title"/>
     <w:basedOn w:val="Normal"/>
-    <w:link w:val="TtuloCar"/>
+    <w:link w:val="TitleChar"/>
     <w:uiPriority w:val="10"/>
     <w:qFormat/>
     <w:rsid w:val="00216485"/>
@@ -23834,10 +23815,10 @@
       <w:szCs w:val="32"/>
     </w:rPr>
   </w:style>
-  <w:style w:type="character" w:customStyle="1" w:styleId="TtuloCar">
-    <w:name w:val="Título Car"/>
-    <w:basedOn w:val="Fuentedeprrafopredeter"/>
-    <w:link w:val="Ttulo"/>
+  <w:style w:type="character" w:customStyle="1" w:styleId="TitleChar">
+    <w:name w:val="Title Char"/>
+    <w:basedOn w:val="DefaultParagraphFont"/>
+    <w:link w:val="Title"/>
     <w:uiPriority w:val="10"/>
     <w:rsid w:val="00216485"/>
     <w:rPr>
@@ -23849,7 +23830,7 @@
       <w:lang w:val="es-ES"/>
     </w:rPr>
   </w:style>
-  <w:style w:type="paragraph" w:styleId="Prrafodelista">
+  <w:style w:type="paragraph" w:styleId="ListParagraph">
     <w:name w:val="List Paragraph"/>
     <w:basedOn w:val="Normal"/>
     <w:uiPriority w:val="34"/>
@@ -23869,10 +23850,10 @@
     <w:qFormat/>
     <w:rsid w:val="00216485"/>
   </w:style>
-  <w:style w:type="paragraph" w:styleId="Encabezado">
+  <w:style w:type="paragraph" w:styleId="Header">
     <w:name w:val="header"/>
     <w:basedOn w:val="Normal"/>
-    <w:link w:val="EncabezadoCar"/>
+    <w:link w:val="HeaderChar"/>
     <w:uiPriority w:val="99"/>
     <w:unhideWhenUsed/>
     <w:rsid w:val="00216485"/>
@@ -23883,10 +23864,10 @@
       </w:tabs>
     </w:pPr>
   </w:style>
-  <w:style w:type="character" w:customStyle="1" w:styleId="EncabezadoCar">
-    <w:name w:val="Encabezado Car"/>
-    <w:basedOn w:val="Fuentedeprrafopredeter"/>
-    <w:link w:val="Encabezado"/>
+  <w:style w:type="character" w:customStyle="1" w:styleId="HeaderChar">
+    <w:name w:val="Header Char"/>
+    <w:basedOn w:val="DefaultParagraphFont"/>
+    <w:link w:val="Header"/>
     <w:uiPriority w:val="99"/>
     <w:rsid w:val="00216485"/>
     <w:rPr>
@@ -23894,9 +23875,9 @@
       <w:lang w:val="es-ES"/>
     </w:rPr>
   </w:style>
-  <w:style w:type="character" w:styleId="Textodelmarcadordeposicin">
+  <w:style w:type="character" w:styleId="PlaceholderText">
     <w:name w:val="Placeholder Text"/>
-    <w:basedOn w:val="Fuentedeprrafopredeter"/>
+    <w:basedOn w:val="DefaultParagraphFont"/>
     <w:uiPriority w:val="99"/>
     <w:semiHidden/>
     <w:rsid w:val="00DF7A2B"/>
@@ -23904,9 +23885,9 @@
       <w:color w:val="808080"/>
     </w:rPr>
   </w:style>
-  <w:style w:type="table" w:styleId="Tablaconcuadrcula">
+  <w:style w:type="table" w:styleId="TableGrid">
     <w:name w:val="Table Grid"/>
-    <w:basedOn w:val="Tablanormal"/>
+    <w:basedOn w:val="TableNormal"/>
     <w:uiPriority w:val="39"/>
     <w:rsid w:val="00C2558F"/>
     <w:pPr>
@@ -23923,9 +23904,9 @@
       </w:tblBorders>
     </w:tblPr>
   </w:style>
-  <w:style w:type="character" w:styleId="Hipervnculo">
+  <w:style w:type="character" w:styleId="Hyperlink">
     <w:name w:val="Hyperlink"/>
-    <w:basedOn w:val="Fuentedeprrafopredeter"/>
+    <w:basedOn w:val="DefaultParagraphFont"/>
     <w:uiPriority w:val="99"/>
     <w:unhideWhenUsed/>
     <w:rsid w:val="00B0007F"/>
@@ -23934,7 +23915,7 @@
       <w:u w:val="single"/>
     </w:rPr>
   </w:style>
-  <w:style w:type="paragraph" w:styleId="Descripcin">
+  <w:style w:type="paragraph" w:styleId="Caption">
     <w:name w:val="caption"/>
     <w:basedOn w:val="Normal"/>
     <w:next w:val="Normal"/>
@@ -23971,9 +23952,9 @@
       <w:lang w:val="es-CO" w:eastAsia="es-CO"/>
     </w:rPr>
   </w:style>
-  <w:style w:type="character" w:styleId="nfasis">
+  <w:style w:type="character" w:styleId="Emphasis">
     <w:name w:val="Emphasis"/>
-    <w:basedOn w:val="Fuentedeprrafopredeter"/>
+    <w:basedOn w:val="DefaultParagraphFont"/>
     <w:uiPriority w:val="20"/>
     <w:qFormat/>
     <w:rsid w:val="00B9081A"/>
@@ -23982,9 +23963,9 @@
       <w:iCs/>
     </w:rPr>
   </w:style>
-  <w:style w:type="character" w:styleId="CdigoHTML">
+  <w:style w:type="character" w:styleId="HTMLCode">
     <w:name w:val="HTML Code"/>
-    <w:basedOn w:val="Fuentedeprrafopredeter"/>
+    <w:basedOn w:val="DefaultParagraphFont"/>
     <w:uiPriority w:val="99"/>
     <w:semiHidden/>
     <w:unhideWhenUsed/>
@@ -23995,9 +23976,9 @@
       <w:szCs w:val="20"/>
     </w:rPr>
   </w:style>
-  <w:style w:type="character" w:styleId="Textoennegrita">
+  <w:style w:type="character" w:styleId="Strong">
     <w:name w:val="Strong"/>
-    <w:basedOn w:val="Fuentedeprrafopredeter"/>
+    <w:basedOn w:val="DefaultParagraphFont"/>
     <w:uiPriority w:val="22"/>
     <w:qFormat/>
     <w:rsid w:val="0016576C"/>
@@ -24006,9 +23987,9 @@
       <w:bCs/>
     </w:rPr>
   </w:style>
-  <w:style w:type="character" w:styleId="Mencinsinresolver">
+  <w:style w:type="character" w:styleId="UnresolvedMention">
     <w:name w:val="Unresolved Mention"/>
-    <w:basedOn w:val="Fuentedeprrafopredeter"/>
+    <w:basedOn w:val="DefaultParagraphFont"/>
     <w:uiPriority w:val="99"/>
     <w:semiHidden/>
     <w:unhideWhenUsed/>
@@ -24018,11 +23999,11 @@
       <w:shd w:val="clear" w:color="auto" w:fill="E1DFDD"/>
     </w:rPr>
   </w:style>
-  <w:style w:type="paragraph" w:styleId="Subttulo">
+  <w:style w:type="paragraph" w:styleId="Subtitle">
     <w:name w:val="Subtitle"/>
     <w:basedOn w:val="Normal"/>
     <w:next w:val="Normal"/>
-    <w:link w:val="SubttuloCar"/>
+    <w:link w:val="SubtitleChar"/>
     <w:uiPriority w:val="11"/>
     <w:qFormat/>
     <w:rsid w:val="0015432C"/>
@@ -24040,10 +24021,10 @@
       <w:spacing w:val="15"/>
     </w:rPr>
   </w:style>
-  <w:style w:type="character" w:customStyle="1" w:styleId="SubttuloCar">
-    <w:name w:val="Subtítulo Car"/>
-    <w:basedOn w:val="Fuentedeprrafopredeter"/>
-    <w:link w:val="Subttulo"/>
+  <w:style w:type="character" w:customStyle="1" w:styleId="SubtitleChar">
+    <w:name w:val="Subtitle Char"/>
+    <w:basedOn w:val="DefaultParagraphFont"/>
+    <w:link w:val="Subtitle"/>
     <w:uiPriority w:val="11"/>
     <w:rsid w:val="0015432C"/>
     <w:rPr>
@@ -24600,12 +24581,11 @@
 </file>
 
 <file path=customXml/item2.xml><?xml version="1.0" encoding="utf-8"?>
-<?mso-contentType ?>
-<FormTemplates xmlns="http://schemas.microsoft.com/sharepoint/v3/contenttype/forms">
-  <Display>DocumentLibraryForm</Display>
-  <Edit>DocumentLibraryForm</Edit>
-  <New>DocumentLibraryForm</New>
-</FormTemplates>
+<p:properties xmlns:p="http://schemas.microsoft.com/office/2006/metadata/properties" xmlns:xsi="http://www.w3.org/2001/XMLSchema-instance" xmlns:pc="http://schemas.microsoft.com/office/infopath/2007/PartnerControls">
+  <documentManagement>
+    <_activity xmlns="19f80f40-01cc-47d5-8174-d81453be3a05" xsi:nil="true"/>
+  </documentManagement>
+</p:properties>
 </file>
 
 <file path=customXml/item3.xml><?xml version="1.0" encoding="utf-8"?>
@@ -24634,11 +24614,12 @@
 </file>
 
 <file path=customXml/item4.xml><?xml version="1.0" encoding="utf-8"?>
-<p:properties xmlns:p="http://schemas.microsoft.com/office/2006/metadata/properties" xmlns:xsi="http://www.w3.org/2001/XMLSchema-instance" xmlns:pc="http://schemas.microsoft.com/office/infopath/2007/PartnerControls">
-  <documentManagement>
-    <_activity xmlns="19f80f40-01cc-47d5-8174-d81453be3a05" xsi:nil="true"/>
-  </documentManagement>
-</p:properties>
+<?mso-contentType ?>
+<FormTemplates xmlns="http://schemas.microsoft.com/sharepoint/v3/contenttype/forms">
+  <Display>DocumentLibraryForm</Display>
+  <Edit>DocumentLibraryForm</Edit>
+  <New>DocumentLibraryForm</New>
+</FormTemplates>
 </file>
 
 <file path=customXml/itemProps1.xml><?xml version="1.0" encoding="utf-8"?>
@@ -24661,9 +24642,11 @@
 </file>
 
 <file path=customXml/itemProps2.xml><?xml version="1.0" encoding="utf-8"?>
-<ds:datastoreItem xmlns:ds="http://schemas.openxmlformats.org/officeDocument/2006/customXml" ds:itemID="{217D2FD4-C296-4FF8-8BAE-27189E200C39}">
+<ds:datastoreItem xmlns:ds="http://schemas.openxmlformats.org/officeDocument/2006/customXml" ds:itemID="{1C3B9E7C-2E78-4A9B-892F-58B23EE67D48}">
   <ds:schemaRefs>
-    <ds:schemaRef ds:uri="http://schemas.microsoft.com/sharepoint/v3/contenttype/forms"/>
+    <ds:schemaRef ds:uri="http://schemas.microsoft.com/office/2006/metadata/properties"/>
+    <ds:schemaRef ds:uri="http://schemas.microsoft.com/office/infopath/2007/PartnerControls"/>
+    <ds:schemaRef ds:uri="19f80f40-01cc-47d5-8174-d81453be3a05"/>
   </ds:schemaRefs>
 </ds:datastoreItem>
 </file>
@@ -24677,18 +24660,9 @@
 </file>
 
 <file path=customXml/itemProps4.xml><?xml version="1.0" encoding="utf-8"?>
-<ds:datastoreItem xmlns:ds="http://schemas.openxmlformats.org/officeDocument/2006/customXml" ds:itemID="{1C3B9E7C-2E78-4A9B-892F-58B23EE67D48}">
+<ds:datastoreItem xmlns:ds="http://schemas.openxmlformats.org/officeDocument/2006/customXml" ds:itemID="{217D2FD4-C296-4FF8-8BAE-27189E200C39}">
   <ds:schemaRefs>
-    <ds:schemaRef ds:uri="http://schemas.microsoft.com/office/infopath/2007/PartnerControls"/>
-    <ds:schemaRef ds:uri="http://purl.org/dc/elements/1.1/"/>
-    <ds:schemaRef ds:uri="19f80f40-01cc-47d5-8174-d81453be3a05"/>
-    <ds:schemaRef ds:uri="http://schemas.microsoft.com/office/2006/metadata/properties"/>
-    <ds:schemaRef ds:uri="http://purl.org/dc/terms/"/>
-    <ds:schemaRef ds:uri="http://schemas.openxmlformats.org/package/2006/metadata/core-properties"/>
-    <ds:schemaRef ds:uri="http://schemas.microsoft.com/office/2006/documentManagement/types"/>
-    <ds:schemaRef ds:uri="ce13bde9-b1f2-453d-8d9d-a3129ab1ca2c"/>
-    <ds:schemaRef ds:uri="http://www.w3.org/XML/1998/namespace"/>
-    <ds:schemaRef ds:uri="http://purl.org/dc/dcmitype/"/>
+    <ds:schemaRef ds:uri="http://schemas.microsoft.com/sharepoint/v3/contenttype/forms"/>
   </ds:schemaRefs>
 </ds:datastoreItem>
 </file>